--- a/baocao/Báo_cáo_DATN.docx
+++ b/baocao/Báo_cáo_DATN.docx
@@ -79,7 +79,6 @@
                                 <w:szCs w:val="36"/>
                               </w:rPr>
                             </w:pPr>
-                            <w:bookmarkStart w:id="0" w:name="_GoBack"/>
                             <w:r>
                               <w:rPr>
                                 <w:b/>
@@ -526,15 +525,7 @@
                                 <w:szCs w:val="24"/>
                                 <w:lang w:val="vi-VN"/>
                               </w:rPr>
-                              <w:t>- PS44704</w:t>
-                            </w:r>
-                            <w:r>
-                              <w:rPr>
-                                <w:sz w:val="24"/>
-                                <w:szCs w:val="24"/>
-                                <w:lang w:val="vi-VN"/>
-                              </w:rPr>
-                              <w:t xml:space="preserve"> (nhóm trưởng)</w:t>
+                              <w:t>- PS44704 (nhóm trưởng)</w:t>
                             </w:r>
                           </w:p>
                           <w:p>
@@ -595,7 +586,7 @@
                                 <w:szCs w:val="24"/>
                                 <w:lang w:val="vi-VN"/>
                               </w:rPr>
-                              <w:t>Nguyễn Hoàng Hiệp</w:t>
+                              <w:t xml:space="preserve">Nguyễn Hoàng Hiệp </w:t>
                             </w:r>
                             <w:r>
                               <w:rPr>
@@ -603,7 +594,7 @@
                                 <w:szCs w:val="24"/>
                                 <w:lang w:val="vi-VN"/>
                               </w:rPr>
-                              <w:t xml:space="preserve"> </w:t>
+                              <w:tab/>
                             </w:r>
                             <w:r>
                               <w:rPr>
@@ -612,23 +603,7 @@
                                 <w:lang w:val="vi-VN"/>
                               </w:rPr>
                               <w:tab/>
-                            </w:r>
-                            <w:r>
-                              <w:rPr>
-                                <w:sz w:val="24"/>
-                                <w:szCs w:val="24"/>
-                                <w:lang w:val="vi-VN"/>
-                              </w:rPr>
-                              <w:tab/>
-                              <w:t xml:space="preserve">- </w:t>
-                            </w:r>
-                            <w:r>
-                              <w:rPr>
-                                <w:sz w:val="24"/>
-                                <w:szCs w:val="24"/>
-                                <w:lang w:val="vi-VN"/>
-                              </w:rPr>
-                              <w:t>PS</w:t>
+                              <w:t>- PS</w:t>
                             </w:r>
                             <w:r>
                               <w:rPr>
@@ -658,7 +633,7 @@
                                 <w:szCs w:val="24"/>
                                 <w:lang w:val="vi-VN"/>
                               </w:rPr>
-                              <w:t>Nguyễn Đăng Khoa</w:t>
+                              <w:t xml:space="preserve">Nguyễn Đăng Khoa </w:t>
                             </w:r>
                             <w:r>
                               <w:rPr>
@@ -666,7 +641,7 @@
                                 <w:szCs w:val="24"/>
                                 <w:lang w:val="vi-VN"/>
                               </w:rPr>
-                              <w:t xml:space="preserve"> </w:t>
+                              <w:tab/>
                             </w:r>
                             <w:r>
                               <w:rPr>
@@ -675,23 +650,7 @@
                                 <w:lang w:val="vi-VN"/>
                               </w:rPr>
                               <w:tab/>
-                            </w:r>
-                            <w:r>
-                              <w:rPr>
-                                <w:sz w:val="24"/>
-                                <w:szCs w:val="24"/>
-                                <w:lang w:val="vi-VN"/>
-                              </w:rPr>
-                              <w:tab/>
-                              <w:t xml:space="preserve">- </w:t>
-                            </w:r>
-                            <w:r>
-                              <w:rPr>
-                                <w:sz w:val="24"/>
-                                <w:szCs w:val="24"/>
-                                <w:lang w:val="vi-VN"/>
-                              </w:rPr>
-                              <w:t>PS</w:t>
+                              <w:t>- PS</w:t>
                             </w:r>
                             <w:r>
                               <w:rPr>
@@ -753,15 +712,7 @@
                                 <w:szCs w:val="24"/>
                                 <w:lang w:val="vi-VN"/>
                               </w:rPr>
-                              <w:t xml:space="preserve">- </w:t>
-                            </w:r>
-                            <w:r>
-                              <w:rPr>
-                                <w:sz w:val="24"/>
-                                <w:szCs w:val="24"/>
-                                <w:lang w:val="vi-VN"/>
-                              </w:rPr>
-                              <w:t>PS</w:t>
+                              <w:t>- PS</w:t>
                             </w:r>
                             <w:r>
                               <w:rPr>
@@ -808,13 +759,6 @@
                                 <w:lang w:val="vi-VN"/>
                               </w:rPr>
                               <w:tab/>
-                            </w:r>
-                            <w:r>
-                              <w:rPr>
-                                <w:sz w:val="24"/>
-                                <w:szCs w:val="24"/>
-                                <w:lang w:val="vi-VN"/>
-                              </w:rPr>
                               <w:t>- PS39583</w:t>
                             </w:r>
                           </w:p>
@@ -859,14 +803,7 @@
                                 <w:sz w:val="24"/>
                                 <w:szCs w:val="24"/>
                               </w:rPr>
-                              <w:t>TP.HCM 6</w:t>
-                            </w:r>
-                            <w:r>
-                              <w:rPr>
-                                <w:sz w:val="24"/>
-                                <w:szCs w:val="24"/>
-                              </w:rPr>
-                              <w:t>– 202</w:t>
+                              <w:t>TP.HCM 6– 202</w:t>
                             </w:r>
                             <w:r>
                               <w:rPr>
@@ -946,7 +883,6 @@
                               </w:rPr>
                             </w:pPr>
                           </w:p>
-                          <w:bookmarkEnd w:id="0"/>
                           <w:p>
                             <w:pPr>
                               <w:ind w:left="1440"/>
@@ -993,7 +929,6 @@
                           <w:szCs w:val="36"/>
                         </w:rPr>
                       </w:pPr>
-                      <w:bookmarkStart w:id="1" w:name="_GoBack"/>
                       <w:r>
                         <w:rPr>
                           <w:b/>
@@ -1440,15 +1375,7 @@
                           <w:szCs w:val="24"/>
                           <w:lang w:val="vi-VN"/>
                         </w:rPr>
-                        <w:t>- PS44704</w:t>
-                      </w:r>
-                      <w:r>
-                        <w:rPr>
-                          <w:sz w:val="24"/>
-                          <w:szCs w:val="24"/>
-                          <w:lang w:val="vi-VN"/>
-                        </w:rPr>
-                        <w:t xml:space="preserve"> (nhóm trưởng)</w:t>
+                        <w:t>- PS44704 (nhóm trưởng)</w:t>
                       </w:r>
                     </w:p>
                     <w:p>
@@ -1509,7 +1436,7 @@
                           <w:szCs w:val="24"/>
                           <w:lang w:val="vi-VN"/>
                         </w:rPr>
-                        <w:t>Nguyễn Hoàng Hiệp</w:t>
+                        <w:t xml:space="preserve">Nguyễn Hoàng Hiệp </w:t>
                       </w:r>
                       <w:r>
                         <w:rPr>
@@ -1517,7 +1444,7 @@
                           <w:szCs w:val="24"/>
                           <w:lang w:val="vi-VN"/>
                         </w:rPr>
-                        <w:t xml:space="preserve"> </w:t>
+                        <w:tab/>
                       </w:r>
                       <w:r>
                         <w:rPr>
@@ -1526,23 +1453,7 @@
                           <w:lang w:val="vi-VN"/>
                         </w:rPr>
                         <w:tab/>
-                      </w:r>
-                      <w:r>
-                        <w:rPr>
-                          <w:sz w:val="24"/>
-                          <w:szCs w:val="24"/>
-                          <w:lang w:val="vi-VN"/>
-                        </w:rPr>
-                        <w:tab/>
-                        <w:t xml:space="preserve">- </w:t>
-                      </w:r>
-                      <w:r>
-                        <w:rPr>
-                          <w:sz w:val="24"/>
-                          <w:szCs w:val="24"/>
-                          <w:lang w:val="vi-VN"/>
-                        </w:rPr>
-                        <w:t>PS</w:t>
+                        <w:t>- PS</w:t>
                       </w:r>
                       <w:r>
                         <w:rPr>
@@ -1572,7 +1483,7 @@
                           <w:szCs w:val="24"/>
                           <w:lang w:val="vi-VN"/>
                         </w:rPr>
-                        <w:t>Nguyễn Đăng Khoa</w:t>
+                        <w:t xml:space="preserve">Nguyễn Đăng Khoa </w:t>
                       </w:r>
                       <w:r>
                         <w:rPr>
@@ -1580,7 +1491,7 @@
                           <w:szCs w:val="24"/>
                           <w:lang w:val="vi-VN"/>
                         </w:rPr>
-                        <w:t xml:space="preserve"> </w:t>
+                        <w:tab/>
                       </w:r>
                       <w:r>
                         <w:rPr>
@@ -1589,23 +1500,7 @@
                           <w:lang w:val="vi-VN"/>
                         </w:rPr>
                         <w:tab/>
-                      </w:r>
-                      <w:r>
-                        <w:rPr>
-                          <w:sz w:val="24"/>
-                          <w:szCs w:val="24"/>
-                          <w:lang w:val="vi-VN"/>
-                        </w:rPr>
-                        <w:tab/>
-                        <w:t xml:space="preserve">- </w:t>
-                      </w:r>
-                      <w:r>
-                        <w:rPr>
-                          <w:sz w:val="24"/>
-                          <w:szCs w:val="24"/>
-                          <w:lang w:val="vi-VN"/>
-                        </w:rPr>
-                        <w:t>PS</w:t>
+                        <w:t>- PS</w:t>
                       </w:r>
                       <w:r>
                         <w:rPr>
@@ -1667,15 +1562,7 @@
                           <w:szCs w:val="24"/>
                           <w:lang w:val="vi-VN"/>
                         </w:rPr>
-                        <w:t xml:space="preserve">- </w:t>
-                      </w:r>
-                      <w:r>
-                        <w:rPr>
-                          <w:sz w:val="24"/>
-                          <w:szCs w:val="24"/>
-                          <w:lang w:val="vi-VN"/>
-                        </w:rPr>
-                        <w:t>PS</w:t>
+                        <w:t>- PS</w:t>
                       </w:r>
                       <w:r>
                         <w:rPr>
@@ -1722,13 +1609,6 @@
                           <w:lang w:val="vi-VN"/>
                         </w:rPr>
                         <w:tab/>
-                      </w:r>
-                      <w:r>
-                        <w:rPr>
-                          <w:sz w:val="24"/>
-                          <w:szCs w:val="24"/>
-                          <w:lang w:val="vi-VN"/>
-                        </w:rPr>
                         <w:t>- PS39583</w:t>
                       </w:r>
                     </w:p>
@@ -1773,14 +1653,7 @@
                           <w:sz w:val="24"/>
                           <w:szCs w:val="24"/>
                         </w:rPr>
-                        <w:t>TP.HCM 6</w:t>
-                      </w:r>
-                      <w:r>
-                        <w:rPr>
-                          <w:sz w:val="24"/>
-                          <w:szCs w:val="24"/>
-                        </w:rPr>
-                        <w:t>– 202</w:t>
+                        <w:t>TP.HCM 6– 202</w:t>
                       </w:r>
                       <w:r>
                         <w:rPr>
@@ -1860,7 +1733,6 @@
                         </w:rPr>
                       </w:pPr>
                     </w:p>
-                    <w:bookmarkEnd w:id="1"/>
                     <w:p>
                       <w:pPr>
                         <w:ind w:left="1440"/>
@@ -1919,7 +1791,1993 @@
     <w:p/>
     <w:p/>
     <w:p/>
-    <w:p/>
+    <w:p>
+      <w:pPr>
+        <w:pStyle w:val="Heading1"/>
+        <w:spacing w:line="360" w:lineRule="auto"/>
+        <w:rPr>
+          <w:sz w:val="32"/>
+          <w:szCs w:val="32"/>
+        </w:rPr>
+      </w:pPr>
+      <w:bookmarkStart w:id="0" w:name="_Toc216086368"/>
+      <w:bookmarkStart w:id="1" w:name="_Toc227351991"/>
+    </w:p>
+    <w:p>
+      <w:pPr>
+        <w:pStyle w:val="Heading1"/>
+        <w:spacing w:line="360" w:lineRule="auto"/>
+        <w:rPr>
+          <w:color w:val="FF0000"/>
+          <w:sz w:val="36"/>
+          <w:szCs w:val="32"/>
+        </w:rPr>
+      </w:pPr>
+      <w:r>
+        <w:rPr>
+          <w:color w:val="FF0000"/>
+          <w:sz w:val="36"/>
+          <w:szCs w:val="32"/>
+        </w:rPr>
+        <w:lastRenderedPageBreak/>
+        <w:t xml:space="preserve">CHƯƠNG 1: </w:t>
+      </w:r>
+      <w:bookmarkEnd w:id="0"/>
+      <w:r>
+        <w:rPr>
+          <w:color w:val="FF0000"/>
+          <w:sz w:val="36"/>
+          <w:szCs w:val="32"/>
+        </w:rPr>
+        <w:t>GIỚI THIỆU DỰ ÁN</w:t>
+      </w:r>
+      <w:bookmarkEnd w:id="1"/>
+    </w:p>
+    <w:p>
+      <w:pPr>
+        <w:pStyle w:val="Heading2"/>
+        <w:keepNext/>
+        <w:keepLines/>
+        <w:numPr>
+          <w:ilvl w:val="1"/>
+          <w:numId w:val="12"/>
+        </w:numPr>
+        <w:spacing w:before="40" w:beforeAutospacing="0" w:after="0" w:afterAutospacing="0" w:line="360" w:lineRule="auto"/>
+        <w:jc w:val="both"/>
+        <w:rPr>
+          <w:color w:val="2E74B5" w:themeColor="accent1" w:themeShade="BF"/>
+          <w:sz w:val="28"/>
+          <w:szCs w:val="28"/>
+        </w:rPr>
+      </w:pPr>
+      <w:bookmarkStart w:id="2" w:name="_Toc227351992"/>
+      <w:r>
+        <w:rPr>
+          <w:color w:val="2E74B5" w:themeColor="accent1" w:themeShade="BF"/>
+          <w:sz w:val="28"/>
+          <w:szCs w:val="28"/>
+        </w:rPr>
+        <w:t>GIỚI THIỆU VỀ ĐỀ TÀI</w:t>
+      </w:r>
+      <w:bookmarkEnd w:id="2"/>
+    </w:p>
+    <w:p>
+      <w:pPr>
+        <w:pStyle w:val="Heading1"/>
+        <w:spacing w:line="360" w:lineRule="auto"/>
+        <w:rPr>
+          <w:color w:val="FF0000"/>
+          <w:sz w:val="28"/>
+        </w:rPr>
+      </w:pPr>
+      <w:r>
+        <w:rPr>
+          <w:color w:val="FF0000"/>
+          <w:sz w:val="28"/>
+        </w:rPr>
+        <w:t>1.1.1 HIỆN TRẠNG VÀ CÂU CHUYỆN DỮ LIỆU: BỨC TRANH TĂNG TRƯỞNG VÀ NHỮNG NGHỊCH LÝ THỊ TRƯỜNG ĐIỆN TỬ VIỆT NAM</w:t>
+      </w:r>
+    </w:p>
+    <w:p>
+      <w:pPr>
+        <w:spacing w:before="100" w:beforeAutospacing="1" w:after="100" w:afterAutospacing="1" w:line="240" w:lineRule="auto"/>
+        <w:jc w:val="left"/>
+        <w:outlineLvl w:val="1"/>
+        <w:rPr>
+          <w:b/>
+          <w:bCs/>
+          <w:sz w:val="32"/>
+          <w:szCs w:val="36"/>
+          <w:lang w:val="en-US"/>
+        </w:rPr>
+      </w:pPr>
+      <w:r>
+        <w:rPr>
+          <w:b/>
+          <w:bCs/>
+          <w:sz w:val="32"/>
+          <w:szCs w:val="36"/>
+          <w:lang w:val="en-US"/>
+        </w:rPr>
+        <w:t>Bối cảnh thị trường</w:t>
+      </w:r>
+    </w:p>
+    <w:p>
+      <w:pPr>
+        <w:spacing w:before="100" w:beforeAutospacing="1" w:after="100" w:afterAutospacing="1" w:line="240" w:lineRule="auto"/>
+        <w:jc w:val="left"/>
+        <w:rPr>
+          <w:sz w:val="24"/>
+          <w:szCs w:val="24"/>
+          <w:lang w:val="en-US"/>
+        </w:rPr>
+      </w:pPr>
+      <w:r>
+        <w:rPr>
+          <w:sz w:val="24"/>
+          <w:szCs w:val="24"/>
+          <w:lang w:val="en-US"/>
+        </w:rPr>
+        <w:t xml:space="preserve">Thị trường </w:t>
+      </w:r>
+      <w:r>
+        <w:rPr>
+          <w:b/>
+          <w:bCs/>
+          <w:i/>
+          <w:sz w:val="24"/>
+          <w:szCs w:val="24"/>
+          <w:lang w:val="en-US"/>
+        </w:rPr>
+        <w:t>hàng hóa điện tử tại Việt Nam</w:t>
+      </w:r>
+      <w:r>
+        <w:rPr>
+          <w:sz w:val="24"/>
+          <w:szCs w:val="24"/>
+          <w:lang w:val="en-US"/>
+        </w:rPr>
+        <w:t xml:space="preserve"> đang trải qua giai đoạn tăng trưởng mạnh mẽ trong thập kỷ gần đây, đặc biệt ở các nhóm sản phẩm cốt lõi như: </w:t>
+      </w:r>
+      <w:r>
+        <w:rPr>
+          <w:b/>
+          <w:bCs/>
+          <w:i/>
+          <w:sz w:val="24"/>
+          <w:szCs w:val="24"/>
+          <w:lang w:val="en-US"/>
+        </w:rPr>
+        <w:t>điện thoại thông minh, laptop, máy tính bảng và phụ kiện công nghệ</w:t>
+      </w:r>
+      <w:r>
+        <w:rPr>
+          <w:i/>
+          <w:sz w:val="24"/>
+          <w:szCs w:val="24"/>
+          <w:lang w:val="en-US"/>
+        </w:rPr>
+        <w:t>.</w:t>
+      </w:r>
+    </w:p>
+    <w:p>
+      <w:pPr>
+        <w:spacing w:before="100" w:beforeAutospacing="1" w:after="100" w:afterAutospacing="1" w:line="240" w:lineRule="auto"/>
+        <w:jc w:val="left"/>
+        <w:rPr>
+          <w:sz w:val="24"/>
+          <w:szCs w:val="24"/>
+          <w:lang w:val="en-US"/>
+        </w:rPr>
+      </w:pPr>
+      <w:r>
+        <w:rPr>
+          <w:sz w:val="24"/>
+          <w:szCs w:val="24"/>
+          <w:lang w:val="en-US"/>
+        </w:rPr>
+        <w:t>Sự bùng nổ của thương mại điện tử cùng với nhu cầu học tập – làm việc trực tuyến đã tạo ra một hệ sinh thái tiêu dùng sôi động, với sự tham gia của nhiều hệ thống bán lẻ lớn như Thế Giới Di Động và FPT Shop, cùng hàng nghìn nhà bán hàng trên các sàn thương mại điện tử.</w:t>
+      </w:r>
+    </w:p>
+    <w:p>
+      <w:pPr>
+        <w:spacing w:before="100" w:beforeAutospacing="1" w:after="100" w:afterAutospacing="1" w:line="240" w:lineRule="auto"/>
+        <w:jc w:val="left"/>
+        <w:rPr>
+          <w:sz w:val="24"/>
+          <w:szCs w:val="24"/>
+          <w:lang w:val="en-US"/>
+        </w:rPr>
+      </w:pPr>
+      <w:r>
+        <w:rPr>
+          <w:sz w:val="24"/>
+          <w:szCs w:val="24"/>
+          <w:lang w:val="en-US"/>
+        </w:rPr>
+        <w:t>Trong khuôn khổ dự án này, nhóm nghiên cứu đã thu thập và tổng hợp dữ liệu từ nhiều nguồn thương mại điện tử trong nước, bao gồm thông tin sản phẩm, giá bán, thương hiệu, cấu hình kỹ thuật và số lượng giao dịch ước tính. Bộ dữ liệu phản ánh toàn diện bức tranh thị trường hàng điện tử Việt Nam trong giai đoạn gần đây.</w:t>
+      </w:r>
+    </w:p>
+    <w:p>
+      <w:pPr>
+        <w:spacing w:after="0" w:line="240" w:lineRule="auto"/>
+        <w:jc w:val="left"/>
+        <w:rPr>
+          <w:sz w:val="24"/>
+          <w:szCs w:val="24"/>
+          <w:lang w:val="en-US"/>
+        </w:rPr>
+      </w:pPr>
+    </w:p>
+    <w:p>
+      <w:pPr>
+        <w:spacing w:before="100" w:beforeAutospacing="1" w:after="100" w:afterAutospacing="1" w:line="240" w:lineRule="auto"/>
+        <w:jc w:val="left"/>
+        <w:outlineLvl w:val="1"/>
+        <w:rPr>
+          <w:b/>
+          <w:bCs/>
+          <w:sz w:val="32"/>
+          <w:szCs w:val="36"/>
+          <w:lang w:val="en-US"/>
+        </w:rPr>
+      </w:pPr>
+      <w:r>
+        <w:rPr>
+          <w:b/>
+          <w:bCs/>
+          <w:sz w:val="32"/>
+          <w:szCs w:val="36"/>
+          <w:lang w:val="en-US"/>
+        </w:rPr>
+        <w:t>Hiện trạng thị trườ</w:t>
+      </w:r>
+      <w:bookmarkStart w:id="3" w:name="_GoBack"/>
+      <w:bookmarkEnd w:id="3"/>
+      <w:r>
+        <w:rPr>
+          <w:b/>
+          <w:bCs/>
+          <w:sz w:val="32"/>
+          <w:szCs w:val="36"/>
+          <w:lang w:val="en-US"/>
+        </w:rPr>
+        <w:t>ng (Bức tranh tăng trưởng bề nổi)</w:t>
+      </w:r>
+    </w:p>
+    <w:p>
+      <w:pPr>
+        <w:spacing w:before="100" w:beforeAutospacing="1" w:after="100" w:afterAutospacing="1" w:line="240" w:lineRule="auto"/>
+        <w:jc w:val="left"/>
+        <w:rPr>
+          <w:sz w:val="24"/>
+          <w:szCs w:val="24"/>
+          <w:lang w:val="en-US"/>
+        </w:rPr>
+      </w:pPr>
+      <w:r>
+        <w:rPr>
+          <w:sz w:val="24"/>
+          <w:szCs w:val="24"/>
+          <w:lang w:val="en-US"/>
+        </w:rPr>
+        <w:t>Nhìn từ góc độ bề mặt, thị trường hàng điện tử Việt Nam đang thể hiện một xu hướng tăng trưởng rất tích cực:</w:t>
+      </w:r>
+    </w:p>
+    <w:p>
+      <w:pPr>
+        <w:numPr>
+          <w:ilvl w:val="0"/>
+          <w:numId w:val="2"/>
+        </w:numPr>
+        <w:spacing w:before="100" w:beforeAutospacing="1" w:after="100" w:afterAutospacing="1" w:line="240" w:lineRule="auto"/>
+        <w:jc w:val="left"/>
+        <w:rPr>
+          <w:sz w:val="24"/>
+          <w:szCs w:val="24"/>
+          <w:lang w:val="en-US"/>
+        </w:rPr>
+      </w:pPr>
+      <w:r>
+        <w:rPr>
+          <w:sz w:val="24"/>
+          <w:szCs w:val="24"/>
+          <w:lang w:val="en-US"/>
+        </w:rPr>
+        <w:t>Nhu cầu tiêu dùng thiết bị công nghệ tăng mạnh qua từng năm</w:t>
+      </w:r>
+      <w:r>
+        <w:rPr>
+          <w:sz w:val="24"/>
+          <w:szCs w:val="24"/>
+          <w:lang w:val="en-US"/>
+        </w:rPr>
+        <w:t>.</w:t>
+      </w:r>
+      <w:r>
+        <w:rPr>
+          <w:sz w:val="24"/>
+          <w:szCs w:val="24"/>
+          <w:lang w:val="en-US"/>
+        </w:rPr>
+        <w:t xml:space="preserve"> </w:t>
+      </w:r>
+    </w:p>
+    <w:p>
+      <w:pPr>
+        <w:numPr>
+          <w:ilvl w:val="0"/>
+          <w:numId w:val="2"/>
+        </w:numPr>
+        <w:spacing w:before="100" w:beforeAutospacing="1" w:after="100" w:afterAutospacing="1" w:line="240" w:lineRule="auto"/>
+        <w:jc w:val="left"/>
+        <w:rPr>
+          <w:sz w:val="24"/>
+          <w:szCs w:val="24"/>
+          <w:lang w:val="en-US"/>
+        </w:rPr>
+      </w:pPr>
+      <w:r>
+        <w:rPr>
+          <w:sz w:val="24"/>
+          <w:szCs w:val="24"/>
+          <w:lang w:val="en-US"/>
+        </w:rPr>
+        <w:t>Smartphone chiếm tỷ trọng lớn nhất trong cơ cấu sản phẩm</w:t>
+      </w:r>
+      <w:r>
+        <w:rPr>
+          <w:sz w:val="24"/>
+          <w:szCs w:val="24"/>
+          <w:lang w:val="en-US"/>
+        </w:rPr>
+        <w:t>.</w:t>
+      </w:r>
+      <w:r>
+        <w:rPr>
+          <w:sz w:val="24"/>
+          <w:szCs w:val="24"/>
+          <w:lang w:val="en-US"/>
+        </w:rPr>
+        <w:t xml:space="preserve"> </w:t>
+      </w:r>
+    </w:p>
+    <w:p>
+      <w:pPr>
+        <w:numPr>
+          <w:ilvl w:val="0"/>
+          <w:numId w:val="2"/>
+        </w:numPr>
+        <w:spacing w:before="100" w:beforeAutospacing="1" w:after="100" w:afterAutospacing="1" w:line="240" w:lineRule="auto"/>
+        <w:jc w:val="left"/>
+        <w:rPr>
+          <w:sz w:val="24"/>
+          <w:szCs w:val="24"/>
+          <w:lang w:val="en-US"/>
+        </w:rPr>
+      </w:pPr>
+      <w:r>
+        <w:rPr>
+          <w:sz w:val="24"/>
+          <w:szCs w:val="24"/>
+          <w:lang w:val="en-US"/>
+        </w:rPr>
+        <w:t>Phân khúc giá tầm trung (5–15 triệu VNĐ) trở thành “điểm nóng” tiêu dùng</w:t>
+      </w:r>
+      <w:r>
+        <w:rPr>
+          <w:sz w:val="24"/>
+          <w:szCs w:val="24"/>
+          <w:lang w:val="en-US"/>
+        </w:rPr>
+        <w:t>.</w:t>
+      </w:r>
+      <w:r>
+        <w:rPr>
+          <w:sz w:val="24"/>
+          <w:szCs w:val="24"/>
+          <w:lang w:val="en-US"/>
+        </w:rPr>
+        <w:t xml:space="preserve"> </w:t>
+      </w:r>
+    </w:p>
+    <w:p>
+      <w:pPr>
+        <w:numPr>
+          <w:ilvl w:val="0"/>
+          <w:numId w:val="2"/>
+        </w:numPr>
+        <w:spacing w:before="100" w:beforeAutospacing="1" w:after="100" w:afterAutospacing="1" w:line="240" w:lineRule="auto"/>
+        <w:jc w:val="left"/>
+        <w:rPr>
+          <w:sz w:val="24"/>
+          <w:szCs w:val="24"/>
+          <w:lang w:val="en-US"/>
+        </w:rPr>
+      </w:pPr>
+      <w:r>
+        <w:rPr>
+          <w:sz w:val="24"/>
+          <w:szCs w:val="24"/>
+          <w:lang w:val="en-US"/>
+        </w:rPr>
+        <w:t>Doanh thu của các hệ thống bán lẻ liên tục mở rộng</w:t>
+      </w:r>
+      <w:r>
+        <w:rPr>
+          <w:sz w:val="24"/>
+          <w:szCs w:val="24"/>
+          <w:lang w:val="en-US"/>
+        </w:rPr>
+        <w:t>.</w:t>
+      </w:r>
+      <w:r>
+        <w:rPr>
+          <w:sz w:val="24"/>
+          <w:szCs w:val="24"/>
+          <w:lang w:val="en-US"/>
+        </w:rPr>
+        <w:t xml:space="preserve"> </w:t>
+      </w:r>
+    </w:p>
+    <w:p>
+      <w:pPr>
+        <w:spacing w:before="100" w:beforeAutospacing="1" w:after="100" w:afterAutospacing="1" w:line="240" w:lineRule="auto"/>
+        <w:jc w:val="left"/>
+        <w:rPr>
+          <w:sz w:val="24"/>
+          <w:szCs w:val="24"/>
+          <w:lang w:val="en-US"/>
+        </w:rPr>
+      </w:pPr>
+      <w:r>
+        <w:rPr>
+          <w:sz w:val="24"/>
+          <w:szCs w:val="24"/>
+          <w:lang w:val="en-US"/>
+        </w:rPr>
+        <w:t>Bề ngoài, đây là một thị trường “tăng trưởng khỏe mạnh”, nơi doanh nghiệp cạnh tranh bằng giá, khuyến mãi và tốc độ mở rộng thị phần.</w:t>
+      </w:r>
+    </w:p>
+    <w:p>
+      <w:pPr>
+        <w:spacing w:after="0" w:line="240" w:lineRule="auto"/>
+        <w:jc w:val="left"/>
+        <w:rPr>
+          <w:sz w:val="24"/>
+          <w:szCs w:val="24"/>
+          <w:lang w:val="en-US"/>
+        </w:rPr>
+      </w:pPr>
+    </w:p>
+    <w:p>
+      <w:pPr>
+        <w:spacing w:before="100" w:beforeAutospacing="1" w:after="100" w:afterAutospacing="1" w:line="240" w:lineRule="auto"/>
+        <w:jc w:val="left"/>
+        <w:outlineLvl w:val="1"/>
+        <w:rPr>
+          <w:b/>
+          <w:bCs/>
+          <w:sz w:val="36"/>
+          <w:szCs w:val="36"/>
+          <w:lang w:val="en-US"/>
+        </w:rPr>
+      </w:pPr>
+    </w:p>
+    <w:p>
+      <w:pPr>
+        <w:spacing w:before="100" w:beforeAutospacing="1" w:after="100" w:afterAutospacing="1" w:line="240" w:lineRule="auto"/>
+        <w:jc w:val="left"/>
+        <w:outlineLvl w:val="1"/>
+        <w:rPr>
+          <w:b/>
+          <w:bCs/>
+          <w:sz w:val="32"/>
+          <w:szCs w:val="36"/>
+          <w:lang w:val="en-US"/>
+        </w:rPr>
+      </w:pPr>
+    </w:p>
+    <w:p>
+      <w:pPr>
+        <w:spacing w:before="100" w:beforeAutospacing="1" w:after="100" w:afterAutospacing="1" w:line="240" w:lineRule="auto"/>
+        <w:jc w:val="left"/>
+        <w:outlineLvl w:val="1"/>
+        <w:rPr>
+          <w:b/>
+          <w:bCs/>
+          <w:sz w:val="32"/>
+          <w:szCs w:val="36"/>
+          <w:lang w:val="en-US"/>
+        </w:rPr>
+      </w:pPr>
+      <w:r>
+        <w:rPr>
+          <w:b/>
+          <w:bCs/>
+          <w:sz w:val="32"/>
+          <w:szCs w:val="36"/>
+          <w:lang w:val="en-US"/>
+        </w:rPr>
+        <w:t>Điểm nghẽn kinh doanh (Nghịch lý tăng trưởng thị trường)</w:t>
+      </w:r>
+    </w:p>
+    <w:p>
+      <w:pPr>
+        <w:spacing w:before="100" w:beforeAutospacing="1" w:after="100" w:afterAutospacing="1" w:line="240" w:lineRule="auto"/>
+        <w:jc w:val="left"/>
+        <w:rPr>
+          <w:sz w:val="24"/>
+          <w:szCs w:val="24"/>
+          <w:lang w:val="en-US"/>
+        </w:rPr>
+      </w:pPr>
+      <w:r>
+        <w:rPr>
+          <w:sz w:val="24"/>
+          <w:szCs w:val="24"/>
+          <w:lang w:val="en-US"/>
+        </w:rPr>
+        <w:t xml:space="preserve">Tuy nhiên, khi tiến hành phân tích dữ liệu chi tiết, một bức tranh khác dần được hé lộ — đó là </w:t>
+      </w:r>
+      <w:r>
+        <w:rPr>
+          <w:b/>
+          <w:bCs/>
+          <w:i/>
+          <w:sz w:val="24"/>
+          <w:szCs w:val="24"/>
+          <w:lang w:val="en-US"/>
+        </w:rPr>
+        <w:t>nghịch lý tăng trưởng của thị trường điện tử Việt Nam</w:t>
+      </w:r>
+      <w:r>
+        <w:rPr>
+          <w:sz w:val="24"/>
+          <w:szCs w:val="24"/>
+          <w:lang w:val="en-US"/>
+        </w:rPr>
+        <w:t>:</w:t>
+      </w:r>
+    </w:p>
+    <w:p>
+      <w:pPr>
+        <w:spacing w:before="100" w:beforeAutospacing="1" w:after="100" w:afterAutospacing="1" w:line="240" w:lineRule="auto"/>
+        <w:jc w:val="left"/>
+        <w:outlineLvl w:val="2"/>
+        <w:rPr>
+          <w:b/>
+          <w:bCs/>
+          <w:lang w:val="en-US"/>
+        </w:rPr>
+      </w:pPr>
+      <w:r>
+        <w:rPr>
+          <w:b/>
+          <w:bCs/>
+          <w:lang w:val="en-US"/>
+        </w:rPr>
+        <w:t>1. Cái bẫy cạnh tranh giá</w:t>
+      </w:r>
+    </w:p>
+    <w:p>
+      <w:pPr>
+        <w:spacing w:before="100" w:beforeAutospacing="1" w:after="100" w:afterAutospacing="1" w:line="240" w:lineRule="auto"/>
+        <w:jc w:val="left"/>
+        <w:rPr>
+          <w:sz w:val="24"/>
+          <w:szCs w:val="24"/>
+          <w:lang w:val="en-US"/>
+        </w:rPr>
+      </w:pPr>
+      <w:r>
+        <w:rPr>
+          <w:sz w:val="24"/>
+          <w:szCs w:val="24"/>
+          <w:lang w:val="en-US"/>
+        </w:rPr>
+        <w:t>Dữ liệu cho thấy các sản phẩm trong phân khúc phổ thông thường xuyên bị đẩy vào cuộc chiến giảm giá.</w:t>
+      </w:r>
+      <w:r>
+        <w:rPr>
+          <w:sz w:val="24"/>
+          <w:szCs w:val="24"/>
+          <w:lang w:val="en-US"/>
+        </w:rPr>
+        <w:br/>
+        <w:t>Điều này khiến:</w:t>
+      </w:r>
+    </w:p>
+    <w:p>
+      <w:pPr>
+        <w:numPr>
+          <w:ilvl w:val="0"/>
+          <w:numId w:val="3"/>
+        </w:numPr>
+        <w:spacing w:before="100" w:beforeAutospacing="1" w:after="100" w:afterAutospacing="1" w:line="240" w:lineRule="auto"/>
+        <w:jc w:val="left"/>
+        <w:rPr>
+          <w:sz w:val="24"/>
+          <w:szCs w:val="24"/>
+          <w:lang w:val="en-US"/>
+        </w:rPr>
+      </w:pPr>
+      <w:r>
+        <w:rPr>
+          <w:sz w:val="24"/>
+          <w:szCs w:val="24"/>
+          <w:lang w:val="en-US"/>
+        </w:rPr>
+        <w:t>Giá bán trung bình giảm liên tục</w:t>
+      </w:r>
+      <w:r>
+        <w:rPr>
+          <w:sz w:val="24"/>
+          <w:szCs w:val="24"/>
+          <w:lang w:val="en-US"/>
+        </w:rPr>
+        <w:t>.</w:t>
+      </w:r>
+      <w:r>
+        <w:rPr>
+          <w:sz w:val="24"/>
+          <w:szCs w:val="24"/>
+          <w:lang w:val="en-US"/>
+        </w:rPr>
+        <w:t xml:space="preserve"> </w:t>
+      </w:r>
+    </w:p>
+    <w:p>
+      <w:pPr>
+        <w:numPr>
+          <w:ilvl w:val="0"/>
+          <w:numId w:val="3"/>
+        </w:numPr>
+        <w:spacing w:before="100" w:beforeAutospacing="1" w:after="100" w:afterAutospacing="1" w:line="240" w:lineRule="auto"/>
+        <w:jc w:val="left"/>
+        <w:rPr>
+          <w:sz w:val="24"/>
+          <w:szCs w:val="24"/>
+          <w:lang w:val="en-US"/>
+        </w:rPr>
+      </w:pPr>
+      <w:r>
+        <w:rPr>
+          <w:sz w:val="24"/>
+          <w:szCs w:val="24"/>
+          <w:lang w:val="en-US"/>
+        </w:rPr>
+        <w:t>Biên lợi nhuận bị thu hẹp</w:t>
+      </w:r>
+      <w:r>
+        <w:rPr>
+          <w:sz w:val="24"/>
+          <w:szCs w:val="24"/>
+          <w:lang w:val="en-US"/>
+        </w:rPr>
+        <w:t>.</w:t>
+      </w:r>
+      <w:r>
+        <w:rPr>
+          <w:sz w:val="24"/>
+          <w:szCs w:val="24"/>
+          <w:lang w:val="en-US"/>
+        </w:rPr>
+        <w:t xml:space="preserve"> </w:t>
+      </w:r>
+    </w:p>
+    <w:p>
+      <w:pPr>
+        <w:numPr>
+          <w:ilvl w:val="0"/>
+          <w:numId w:val="3"/>
+        </w:numPr>
+        <w:spacing w:before="100" w:beforeAutospacing="1" w:after="100" w:afterAutospacing="1" w:line="240" w:lineRule="auto"/>
+        <w:jc w:val="left"/>
+        <w:rPr>
+          <w:sz w:val="24"/>
+          <w:szCs w:val="24"/>
+          <w:lang w:val="en-US"/>
+        </w:rPr>
+      </w:pPr>
+      <w:r>
+        <w:rPr>
+          <w:sz w:val="24"/>
+          <w:szCs w:val="24"/>
+          <w:lang w:val="en-US"/>
+        </w:rPr>
+        <w:t>Doanh thu tăng nhưng lợi nhuận không tăng tương ứng</w:t>
+      </w:r>
+      <w:r>
+        <w:rPr>
+          <w:sz w:val="24"/>
+          <w:szCs w:val="24"/>
+          <w:lang w:val="en-US"/>
+        </w:rPr>
+        <w:t>.</w:t>
+      </w:r>
+      <w:r>
+        <w:rPr>
+          <w:sz w:val="24"/>
+          <w:szCs w:val="24"/>
+          <w:lang w:val="en-US"/>
+        </w:rPr>
+        <w:t xml:space="preserve"> </w:t>
+      </w:r>
+    </w:p>
+    <w:p>
+      <w:pPr>
+        <w:spacing w:before="100" w:beforeAutospacing="1" w:after="100" w:afterAutospacing="1" w:line="240" w:lineRule="auto"/>
+        <w:jc w:val="left"/>
+        <w:rPr>
+          <w:sz w:val="24"/>
+          <w:szCs w:val="24"/>
+          <w:lang w:val="en-US"/>
+        </w:rPr>
+      </w:pPr>
+      <w:r>
+        <w:rPr>
+          <w:rFonts w:ascii="Segoe UI Symbol" w:hAnsi="Segoe UI Symbol" w:cs="Segoe UI Symbol"/>
+          <w:sz w:val="24"/>
+          <w:szCs w:val="24"/>
+          <w:lang w:val="en-US"/>
+        </w:rPr>
+        <w:sym w:font="Wingdings" w:char="F0E0"/>
+      </w:r>
+      <w:r>
+        <w:rPr>
+          <w:rFonts w:ascii="Segoe UI Symbol" w:hAnsi="Segoe UI Symbol" w:cs="Segoe UI Symbol"/>
+          <w:sz w:val="24"/>
+          <w:szCs w:val="24"/>
+          <w:lang w:val="en-US"/>
+        </w:rPr>
+        <w:t xml:space="preserve"> </w:t>
+      </w:r>
+      <w:r>
+        <w:rPr>
+          <w:sz w:val="24"/>
+          <w:szCs w:val="24"/>
+          <w:lang w:val="en-US"/>
+        </w:rPr>
+        <w:t>Thị trường đang tăng trưởng theo “chiều rộng”, nhưng thiếu “chiều sâu giá trị”.</w:t>
+      </w:r>
+    </w:p>
+    <w:p>
+      <w:pPr>
+        <w:spacing w:before="100" w:beforeAutospacing="1" w:after="100" w:afterAutospacing="1" w:line="240" w:lineRule="auto"/>
+        <w:jc w:val="left"/>
+        <w:outlineLvl w:val="2"/>
+        <w:rPr>
+          <w:b/>
+          <w:bCs/>
+          <w:lang w:val="en-US"/>
+        </w:rPr>
+      </w:pPr>
+      <w:r>
+        <w:rPr>
+          <w:b/>
+          <w:bCs/>
+          <w:lang w:val="en-US"/>
+        </w:rPr>
+        <w:t>2. Mất cân bằng giữa doanh thu và hiệu quả</w:t>
+      </w:r>
+    </w:p>
+    <w:p>
+      <w:pPr>
+        <w:spacing w:before="100" w:beforeAutospacing="1" w:after="100" w:afterAutospacing="1" w:line="240" w:lineRule="auto"/>
+        <w:jc w:val="left"/>
+        <w:rPr>
+          <w:sz w:val="24"/>
+          <w:szCs w:val="24"/>
+          <w:lang w:val="en-US"/>
+        </w:rPr>
+      </w:pPr>
+      <w:r>
+        <w:rPr>
+          <w:sz w:val="24"/>
+          <w:szCs w:val="24"/>
+          <w:lang w:val="en-US"/>
+        </w:rPr>
+        <w:t>Một số nhóm sản phẩm như điện thoại giá rẻ và phụ kiện:</w:t>
+      </w:r>
+    </w:p>
+    <w:p>
+      <w:pPr>
+        <w:numPr>
+          <w:ilvl w:val="0"/>
+          <w:numId w:val="4"/>
+        </w:numPr>
+        <w:spacing w:before="100" w:beforeAutospacing="1" w:after="100" w:afterAutospacing="1" w:line="240" w:lineRule="auto"/>
+        <w:jc w:val="left"/>
+        <w:rPr>
+          <w:sz w:val="24"/>
+          <w:szCs w:val="24"/>
+          <w:lang w:val="en-US"/>
+        </w:rPr>
+      </w:pPr>
+      <w:r>
+        <w:rPr>
+          <w:sz w:val="24"/>
+          <w:szCs w:val="24"/>
+          <w:lang w:val="en-US"/>
+        </w:rPr>
+        <w:t>Chiếm tỷ trọng giao dịch lớn</w:t>
+      </w:r>
+      <w:r>
+        <w:rPr>
+          <w:sz w:val="24"/>
+          <w:szCs w:val="24"/>
+          <w:lang w:val="en-US"/>
+        </w:rPr>
+        <w:t>.</w:t>
+      </w:r>
+      <w:r>
+        <w:rPr>
+          <w:sz w:val="24"/>
+          <w:szCs w:val="24"/>
+          <w:lang w:val="en-US"/>
+        </w:rPr>
+        <w:t xml:space="preserve"> </w:t>
+      </w:r>
+    </w:p>
+    <w:p>
+      <w:pPr>
+        <w:numPr>
+          <w:ilvl w:val="0"/>
+          <w:numId w:val="4"/>
+        </w:numPr>
+        <w:spacing w:before="100" w:beforeAutospacing="1" w:after="100" w:afterAutospacing="1" w:line="240" w:lineRule="auto"/>
+        <w:jc w:val="left"/>
+        <w:rPr>
+          <w:sz w:val="24"/>
+          <w:szCs w:val="24"/>
+          <w:lang w:val="en-US"/>
+        </w:rPr>
+      </w:pPr>
+      <w:r>
+        <w:rPr>
+          <w:sz w:val="24"/>
+          <w:szCs w:val="24"/>
+          <w:lang w:val="en-US"/>
+        </w:rPr>
+        <w:t>Nhưng đóng góp lợi nhuận thấp</w:t>
+      </w:r>
+      <w:r>
+        <w:rPr>
+          <w:sz w:val="24"/>
+          <w:szCs w:val="24"/>
+          <w:lang w:val="en-US"/>
+        </w:rPr>
+        <w:t>.</w:t>
+      </w:r>
+      <w:r>
+        <w:rPr>
+          <w:sz w:val="24"/>
+          <w:szCs w:val="24"/>
+          <w:lang w:val="en-US"/>
+        </w:rPr>
+        <w:t xml:space="preserve"> </w:t>
+      </w:r>
+    </w:p>
+    <w:p>
+      <w:pPr>
+        <w:spacing w:before="100" w:beforeAutospacing="1" w:after="100" w:afterAutospacing="1" w:line="240" w:lineRule="auto"/>
+        <w:jc w:val="left"/>
+        <w:rPr>
+          <w:sz w:val="24"/>
+          <w:szCs w:val="24"/>
+          <w:lang w:val="en-US"/>
+        </w:rPr>
+      </w:pPr>
+      <w:r>
+        <w:rPr>
+          <w:sz w:val="24"/>
+          <w:szCs w:val="24"/>
+          <w:lang w:val="en-US"/>
+        </w:rPr>
+        <w:t>Trong khi đó, nhóm sản phẩm cao cấp (flagship, laptop cấu hình cao):</w:t>
+      </w:r>
+    </w:p>
+    <w:p>
+      <w:pPr>
+        <w:numPr>
+          <w:ilvl w:val="0"/>
+          <w:numId w:val="5"/>
+        </w:numPr>
+        <w:spacing w:before="100" w:beforeAutospacing="1" w:after="100" w:afterAutospacing="1" w:line="240" w:lineRule="auto"/>
+        <w:jc w:val="left"/>
+        <w:rPr>
+          <w:sz w:val="24"/>
+          <w:szCs w:val="24"/>
+          <w:lang w:val="en-US"/>
+        </w:rPr>
+      </w:pPr>
+      <w:r>
+        <w:rPr>
+          <w:sz w:val="24"/>
+          <w:szCs w:val="24"/>
+          <w:lang w:val="en-US"/>
+        </w:rPr>
+        <w:t>Bán ít hơn</w:t>
+      </w:r>
+      <w:r>
+        <w:rPr>
+          <w:sz w:val="24"/>
+          <w:szCs w:val="24"/>
+          <w:lang w:val="en-US"/>
+        </w:rPr>
+        <w:t>.</w:t>
+      </w:r>
+      <w:r>
+        <w:rPr>
+          <w:sz w:val="24"/>
+          <w:szCs w:val="24"/>
+          <w:lang w:val="en-US"/>
+        </w:rPr>
+        <w:t xml:space="preserve"> </w:t>
+      </w:r>
+    </w:p>
+    <w:p>
+      <w:pPr>
+        <w:numPr>
+          <w:ilvl w:val="0"/>
+          <w:numId w:val="5"/>
+        </w:numPr>
+        <w:spacing w:before="100" w:beforeAutospacing="1" w:after="100" w:afterAutospacing="1" w:line="240" w:lineRule="auto"/>
+        <w:jc w:val="left"/>
+        <w:rPr>
+          <w:sz w:val="24"/>
+          <w:szCs w:val="24"/>
+          <w:lang w:val="en-US"/>
+        </w:rPr>
+      </w:pPr>
+      <w:r>
+        <w:rPr>
+          <w:sz w:val="24"/>
+          <w:szCs w:val="24"/>
+          <w:lang w:val="en-US"/>
+        </w:rPr>
+        <w:t>Nhưng lại tạo ra phần lớn lợi nhuận thực tế</w:t>
+      </w:r>
+      <w:r>
+        <w:rPr>
+          <w:sz w:val="24"/>
+          <w:szCs w:val="24"/>
+          <w:lang w:val="en-US"/>
+        </w:rPr>
+        <w:t>.</w:t>
+      </w:r>
+      <w:r>
+        <w:rPr>
+          <w:sz w:val="24"/>
+          <w:szCs w:val="24"/>
+          <w:lang w:val="en-US"/>
+        </w:rPr>
+        <w:t xml:space="preserve"> </w:t>
+      </w:r>
+    </w:p>
+    <w:p>
+      <w:pPr>
+        <w:spacing w:before="100" w:beforeAutospacing="1" w:after="100" w:afterAutospacing="1" w:line="240" w:lineRule="auto"/>
+        <w:jc w:val="left"/>
+        <w:rPr>
+          <w:sz w:val="24"/>
+          <w:szCs w:val="24"/>
+          <w:lang w:val="en-US"/>
+        </w:rPr>
+      </w:pPr>
+      <w:r>
+        <w:rPr>
+          <w:rFonts w:ascii="Segoe UI Symbol" w:hAnsi="Segoe UI Symbol" w:cs="Segoe UI Symbol"/>
+          <w:sz w:val="24"/>
+          <w:szCs w:val="24"/>
+          <w:lang w:val="en-US"/>
+        </w:rPr>
+        <w:sym w:font="Wingdings" w:char="F0E0"/>
+      </w:r>
+      <w:r>
+        <w:rPr>
+          <w:rFonts w:ascii="Segoe UI Symbol" w:hAnsi="Segoe UI Symbol" w:cs="Segoe UI Symbol"/>
+          <w:sz w:val="24"/>
+          <w:szCs w:val="24"/>
+          <w:lang w:val="en-US"/>
+        </w:rPr>
+        <w:t xml:space="preserve"> </w:t>
+      </w:r>
+      <w:r>
+        <w:rPr>
+          <w:sz w:val="24"/>
+          <w:szCs w:val="24"/>
+          <w:lang w:val="en-US"/>
+        </w:rPr>
+        <w:t xml:space="preserve">Thị trường tồn tại sự lệch </w:t>
+      </w:r>
+      <w:proofErr w:type="gramStart"/>
+      <w:r>
+        <w:rPr>
+          <w:sz w:val="24"/>
+          <w:szCs w:val="24"/>
+          <w:lang w:val="en-US"/>
+        </w:rPr>
+        <w:t>pha</w:t>
+      </w:r>
+      <w:proofErr w:type="gramEnd"/>
+      <w:r>
+        <w:rPr>
+          <w:sz w:val="24"/>
+          <w:szCs w:val="24"/>
+          <w:lang w:val="en-US"/>
+        </w:rPr>
+        <w:t xml:space="preserve"> giữa “sản phẩm bán chạy” và “sản phẩm tạo lợi nhuận”.</w:t>
+      </w:r>
+    </w:p>
+    <w:p>
+      <w:pPr>
+        <w:spacing w:before="100" w:beforeAutospacing="1" w:after="100" w:afterAutospacing="1" w:line="240" w:lineRule="auto"/>
+        <w:jc w:val="left"/>
+        <w:outlineLvl w:val="2"/>
+        <w:rPr>
+          <w:b/>
+          <w:bCs/>
+          <w:lang w:val="en-US"/>
+        </w:rPr>
+      </w:pPr>
+      <w:r>
+        <w:rPr>
+          <w:b/>
+          <w:bCs/>
+          <w:lang w:val="en-US"/>
+        </w:rPr>
+        <w:t>3. Sự phụ thuộc mạnh vào phân khúc trung cấp</w:t>
+      </w:r>
+    </w:p>
+    <w:p>
+      <w:pPr>
+        <w:spacing w:before="100" w:beforeAutospacing="1" w:after="100" w:afterAutospacing="1" w:line="240" w:lineRule="auto"/>
+        <w:jc w:val="left"/>
+        <w:rPr>
+          <w:sz w:val="24"/>
+          <w:szCs w:val="24"/>
+          <w:lang w:val="en-US"/>
+        </w:rPr>
+      </w:pPr>
+      <w:r>
+        <w:rPr>
+          <w:sz w:val="24"/>
+          <w:szCs w:val="24"/>
+          <w:lang w:val="en-US"/>
+        </w:rPr>
+        <w:t>Phân tích dữ liệu cho thấy thị trường Việt Nam tập trung rất mạnh vào:</w:t>
+      </w:r>
+    </w:p>
+    <w:p>
+      <w:pPr>
+        <w:numPr>
+          <w:ilvl w:val="0"/>
+          <w:numId w:val="6"/>
+        </w:numPr>
+        <w:spacing w:before="100" w:beforeAutospacing="1" w:after="100" w:afterAutospacing="1" w:line="240" w:lineRule="auto"/>
+        <w:jc w:val="left"/>
+        <w:rPr>
+          <w:sz w:val="24"/>
+          <w:szCs w:val="24"/>
+          <w:lang w:val="en-US"/>
+        </w:rPr>
+      </w:pPr>
+      <w:r>
+        <w:rPr>
+          <w:sz w:val="24"/>
+          <w:szCs w:val="24"/>
+          <w:lang w:val="en-US"/>
+        </w:rPr>
+        <w:t>Điện thoại tầm trung</w:t>
+      </w:r>
+      <w:r>
+        <w:rPr>
+          <w:sz w:val="24"/>
+          <w:szCs w:val="24"/>
+          <w:lang w:val="en-US"/>
+        </w:rPr>
+        <w:t>.</w:t>
+      </w:r>
+      <w:r>
+        <w:rPr>
+          <w:sz w:val="24"/>
+          <w:szCs w:val="24"/>
+          <w:lang w:val="en-US"/>
+        </w:rPr>
+        <w:t xml:space="preserve"> </w:t>
+      </w:r>
+    </w:p>
+    <w:p>
+      <w:pPr>
+        <w:numPr>
+          <w:ilvl w:val="0"/>
+          <w:numId w:val="6"/>
+        </w:numPr>
+        <w:spacing w:before="100" w:beforeAutospacing="1" w:after="100" w:afterAutospacing="1" w:line="240" w:lineRule="auto"/>
+        <w:jc w:val="left"/>
+        <w:rPr>
+          <w:sz w:val="24"/>
+          <w:szCs w:val="24"/>
+          <w:lang w:val="en-US"/>
+        </w:rPr>
+      </w:pPr>
+      <w:r>
+        <w:rPr>
+          <w:sz w:val="24"/>
+          <w:szCs w:val="24"/>
+          <w:lang w:val="en-US"/>
+        </w:rPr>
+        <w:t>Laptop phổ thông.</w:t>
+      </w:r>
+    </w:p>
+    <w:p>
+      <w:pPr>
+        <w:spacing w:before="100" w:beforeAutospacing="1" w:after="100" w:afterAutospacing="1" w:line="240" w:lineRule="auto"/>
+        <w:jc w:val="left"/>
+        <w:rPr>
+          <w:sz w:val="24"/>
+          <w:szCs w:val="24"/>
+          <w:lang w:val="en-US"/>
+        </w:rPr>
+      </w:pPr>
+      <w:r>
+        <w:rPr>
+          <w:sz w:val="24"/>
+          <w:szCs w:val="24"/>
+          <w:lang w:val="en-US"/>
+        </w:rPr>
+        <w:t>Điều này tạo ra rủi ro:</w:t>
+      </w:r>
+    </w:p>
+    <w:p>
+      <w:pPr>
+        <w:numPr>
+          <w:ilvl w:val="0"/>
+          <w:numId w:val="7"/>
+        </w:numPr>
+        <w:spacing w:before="100" w:beforeAutospacing="1" w:after="100" w:afterAutospacing="1" w:line="240" w:lineRule="auto"/>
+        <w:jc w:val="left"/>
+        <w:rPr>
+          <w:sz w:val="24"/>
+          <w:szCs w:val="24"/>
+          <w:lang w:val="en-US"/>
+        </w:rPr>
+      </w:pPr>
+      <w:r>
+        <w:rPr>
+          <w:sz w:val="24"/>
+          <w:szCs w:val="24"/>
+          <w:lang w:val="en-US"/>
+        </w:rPr>
+        <w:t>Khi nhu cầu phân khúc này giảm, toàn thị trường bị ảnh hưởng mạnh</w:t>
+      </w:r>
+      <w:r>
+        <w:rPr>
+          <w:sz w:val="24"/>
+          <w:szCs w:val="24"/>
+          <w:lang w:val="en-US"/>
+        </w:rPr>
+        <w:t>.</w:t>
+      </w:r>
+      <w:r>
+        <w:rPr>
+          <w:sz w:val="24"/>
+          <w:szCs w:val="24"/>
+          <w:lang w:val="en-US"/>
+        </w:rPr>
+        <w:t xml:space="preserve"> </w:t>
+      </w:r>
+    </w:p>
+    <w:p>
+      <w:pPr>
+        <w:numPr>
+          <w:ilvl w:val="0"/>
+          <w:numId w:val="7"/>
+        </w:numPr>
+        <w:spacing w:before="100" w:beforeAutospacing="1" w:after="100" w:afterAutospacing="1" w:line="240" w:lineRule="auto"/>
+        <w:jc w:val="left"/>
+        <w:rPr>
+          <w:sz w:val="24"/>
+          <w:szCs w:val="24"/>
+          <w:lang w:val="en-US"/>
+        </w:rPr>
+      </w:pPr>
+      <w:r>
+        <w:rPr>
+          <w:sz w:val="24"/>
+          <w:szCs w:val="24"/>
+          <w:lang w:val="en-US"/>
+        </w:rPr>
+        <w:t>Doanh nghiệp dễ rơi vào trạng thái cạnh tranh bão hòa</w:t>
+      </w:r>
+      <w:r>
+        <w:rPr>
+          <w:sz w:val="24"/>
+          <w:szCs w:val="24"/>
+          <w:lang w:val="en-US"/>
+        </w:rPr>
+        <w:t>.</w:t>
+      </w:r>
+      <w:r>
+        <w:rPr>
+          <w:sz w:val="24"/>
+          <w:szCs w:val="24"/>
+          <w:lang w:val="en-US"/>
+        </w:rPr>
+        <w:t xml:space="preserve"> </w:t>
+      </w:r>
+    </w:p>
+    <w:p>
+      <w:pPr>
+        <w:spacing w:after="0" w:line="240" w:lineRule="auto"/>
+        <w:jc w:val="left"/>
+        <w:rPr>
+          <w:sz w:val="24"/>
+          <w:szCs w:val="24"/>
+          <w:lang w:val="en-US"/>
+        </w:rPr>
+      </w:pPr>
+      <w:r>
+        <w:rPr>
+          <w:sz w:val="24"/>
+          <w:szCs w:val="24"/>
+          <w:lang w:val="en-US"/>
+        </w:rPr>
+        <w:lastRenderedPageBreak/>
+        <w:pict>
+          <v:rect id="_x0000_i1030" style="width:0;height:1.5pt" o:hralign="center" o:hrstd="t" o:hr="t" fillcolor="#a0a0a0" stroked="f"/>
+        </w:pict>
+      </w:r>
+    </w:p>
+    <w:p>
+      <w:pPr>
+        <w:spacing w:before="100" w:beforeAutospacing="1" w:after="100" w:afterAutospacing="1" w:line="240" w:lineRule="auto"/>
+        <w:jc w:val="left"/>
+        <w:outlineLvl w:val="2"/>
+        <w:rPr>
+          <w:b/>
+          <w:bCs/>
+          <w:lang w:val="en-US"/>
+        </w:rPr>
+      </w:pPr>
+      <w:r>
+        <w:rPr>
+          <w:b/>
+          <w:bCs/>
+          <w:lang w:val="en-US"/>
+        </w:rPr>
+        <w:t>4. Hạn chế trong khai thác dữ liệu khách hàng</w:t>
+      </w:r>
+    </w:p>
+    <w:p>
+      <w:pPr>
+        <w:spacing w:before="100" w:beforeAutospacing="1" w:after="100" w:afterAutospacing="1" w:line="240" w:lineRule="auto"/>
+        <w:jc w:val="left"/>
+        <w:rPr>
+          <w:sz w:val="24"/>
+          <w:szCs w:val="24"/>
+          <w:lang w:val="en-US"/>
+        </w:rPr>
+      </w:pPr>
+      <w:r>
+        <w:rPr>
+          <w:sz w:val="24"/>
+          <w:szCs w:val="24"/>
+          <w:lang w:val="en-US"/>
+        </w:rPr>
+        <w:t>Phần lớn doanh nghiệp hiện nay mới chỉ dừng lại ở:</w:t>
+      </w:r>
+    </w:p>
+    <w:p>
+      <w:pPr>
+        <w:numPr>
+          <w:ilvl w:val="0"/>
+          <w:numId w:val="8"/>
+        </w:numPr>
+        <w:spacing w:before="100" w:beforeAutospacing="1" w:after="100" w:afterAutospacing="1" w:line="240" w:lineRule="auto"/>
+        <w:jc w:val="left"/>
+        <w:rPr>
+          <w:sz w:val="24"/>
+          <w:szCs w:val="24"/>
+          <w:lang w:val="en-US"/>
+        </w:rPr>
+      </w:pPr>
+      <w:r>
+        <w:rPr>
+          <w:sz w:val="24"/>
+          <w:szCs w:val="24"/>
+          <w:lang w:val="en-US"/>
+        </w:rPr>
+        <w:t>Theo dõi doanh thu.</w:t>
+      </w:r>
+    </w:p>
+    <w:p>
+      <w:pPr>
+        <w:numPr>
+          <w:ilvl w:val="0"/>
+          <w:numId w:val="8"/>
+        </w:numPr>
+        <w:spacing w:before="100" w:beforeAutospacing="1" w:after="100" w:afterAutospacing="1" w:line="240" w:lineRule="auto"/>
+        <w:jc w:val="left"/>
+        <w:rPr>
+          <w:sz w:val="24"/>
+          <w:szCs w:val="24"/>
+          <w:lang w:val="en-US"/>
+        </w:rPr>
+      </w:pPr>
+      <w:r>
+        <w:rPr>
+          <w:sz w:val="24"/>
+          <w:szCs w:val="24"/>
+          <w:lang w:val="en-US"/>
+        </w:rPr>
+        <w:t>Theo dõi sản phẩm bán chạy</w:t>
+      </w:r>
+      <w:r>
+        <w:rPr>
+          <w:sz w:val="24"/>
+          <w:szCs w:val="24"/>
+          <w:lang w:val="en-US"/>
+        </w:rPr>
+        <w:t>.</w:t>
+      </w:r>
+      <w:r>
+        <w:rPr>
+          <w:sz w:val="24"/>
+          <w:szCs w:val="24"/>
+          <w:lang w:val="en-US"/>
+        </w:rPr>
+        <w:t xml:space="preserve"> </w:t>
+      </w:r>
+    </w:p>
+    <w:p>
+      <w:pPr>
+        <w:spacing w:before="100" w:beforeAutospacing="1" w:after="100" w:afterAutospacing="1" w:line="240" w:lineRule="auto"/>
+        <w:jc w:val="left"/>
+        <w:rPr>
+          <w:sz w:val="24"/>
+          <w:szCs w:val="24"/>
+          <w:lang w:val="en-US"/>
+        </w:rPr>
+      </w:pPr>
+      <w:r>
+        <w:rPr>
+          <w:sz w:val="24"/>
+          <w:szCs w:val="24"/>
+          <w:lang w:val="en-US"/>
+        </w:rPr>
+        <w:t>Nhưng chưa khai thác sâu:</w:t>
+      </w:r>
+    </w:p>
+    <w:p>
+      <w:pPr>
+        <w:numPr>
+          <w:ilvl w:val="0"/>
+          <w:numId w:val="9"/>
+        </w:numPr>
+        <w:spacing w:before="100" w:beforeAutospacing="1" w:after="100" w:afterAutospacing="1" w:line="240" w:lineRule="auto"/>
+        <w:jc w:val="left"/>
+        <w:rPr>
+          <w:sz w:val="24"/>
+          <w:szCs w:val="24"/>
+          <w:lang w:val="en-US"/>
+        </w:rPr>
+      </w:pPr>
+      <w:r>
+        <w:rPr>
+          <w:sz w:val="24"/>
+          <w:szCs w:val="24"/>
+          <w:lang w:val="en-US"/>
+        </w:rPr>
+        <w:t>Hành vi khách hàng</w:t>
+      </w:r>
+      <w:r>
+        <w:rPr>
+          <w:sz w:val="24"/>
+          <w:szCs w:val="24"/>
+          <w:lang w:val="en-US"/>
+        </w:rPr>
+        <w:t>.</w:t>
+      </w:r>
+      <w:r>
+        <w:rPr>
+          <w:sz w:val="24"/>
+          <w:szCs w:val="24"/>
+          <w:lang w:val="en-US"/>
+        </w:rPr>
+        <w:t xml:space="preserve"> </w:t>
+      </w:r>
+    </w:p>
+    <w:p>
+      <w:pPr>
+        <w:numPr>
+          <w:ilvl w:val="0"/>
+          <w:numId w:val="9"/>
+        </w:numPr>
+        <w:spacing w:before="100" w:beforeAutospacing="1" w:after="100" w:afterAutospacing="1" w:line="240" w:lineRule="auto"/>
+        <w:jc w:val="left"/>
+        <w:rPr>
+          <w:sz w:val="24"/>
+          <w:szCs w:val="24"/>
+          <w:lang w:val="en-US"/>
+        </w:rPr>
+      </w:pPr>
+      <w:r>
+        <w:rPr>
+          <w:sz w:val="24"/>
+          <w:szCs w:val="24"/>
+          <w:lang w:val="en-US"/>
+        </w:rPr>
+        <w:t>Nhóm khách hàng giá trị cao</w:t>
+      </w:r>
+      <w:r>
+        <w:rPr>
+          <w:sz w:val="24"/>
+          <w:szCs w:val="24"/>
+          <w:lang w:val="en-US"/>
+        </w:rPr>
+        <w:t>.</w:t>
+      </w:r>
+      <w:r>
+        <w:rPr>
+          <w:sz w:val="24"/>
+          <w:szCs w:val="24"/>
+          <w:lang w:val="en-US"/>
+        </w:rPr>
+        <w:t xml:space="preserve"> </w:t>
+      </w:r>
+    </w:p>
+    <w:p>
+      <w:pPr>
+        <w:numPr>
+          <w:ilvl w:val="0"/>
+          <w:numId w:val="9"/>
+        </w:numPr>
+        <w:spacing w:before="100" w:beforeAutospacing="1" w:after="100" w:afterAutospacing="1" w:line="240" w:lineRule="auto"/>
+        <w:jc w:val="left"/>
+        <w:rPr>
+          <w:sz w:val="24"/>
+          <w:szCs w:val="24"/>
+          <w:lang w:val="en-US"/>
+        </w:rPr>
+      </w:pPr>
+      <w:r>
+        <w:rPr>
+          <w:sz w:val="24"/>
+          <w:szCs w:val="24"/>
+          <w:lang w:val="en-US"/>
+        </w:rPr>
+        <w:t>Xu hướng mua lặp lại</w:t>
+      </w:r>
+      <w:r>
+        <w:rPr>
+          <w:sz w:val="24"/>
+          <w:szCs w:val="24"/>
+          <w:lang w:val="en-US"/>
+        </w:rPr>
+        <w:t>.</w:t>
+      </w:r>
+      <w:r>
+        <w:rPr>
+          <w:sz w:val="24"/>
+          <w:szCs w:val="24"/>
+          <w:lang w:val="en-US"/>
+        </w:rPr>
+        <w:t xml:space="preserve"> </w:t>
+      </w:r>
+    </w:p>
+    <w:p>
+      <w:pPr>
+        <w:spacing w:before="100" w:beforeAutospacing="1" w:after="100" w:afterAutospacing="1" w:line="240" w:lineRule="auto"/>
+        <w:jc w:val="left"/>
+        <w:rPr>
+          <w:sz w:val="24"/>
+          <w:szCs w:val="24"/>
+          <w:lang w:val="en-US"/>
+        </w:rPr>
+      </w:pPr>
+      <w:r>
+        <w:rPr>
+          <w:rFonts w:ascii="Segoe UI Symbol" w:hAnsi="Segoe UI Symbol" w:cs="Segoe UI Symbol"/>
+          <w:sz w:val="24"/>
+          <w:szCs w:val="24"/>
+          <w:lang w:val="en-US"/>
+        </w:rPr>
+        <w:sym w:font="Wingdings" w:char="F0E0"/>
+      </w:r>
+      <w:r>
+        <w:rPr>
+          <w:rFonts w:ascii="Segoe UI Symbol" w:hAnsi="Segoe UI Symbol" w:cs="Segoe UI Symbol"/>
+          <w:sz w:val="24"/>
+          <w:szCs w:val="24"/>
+          <w:lang w:val="en-US"/>
+        </w:rPr>
+        <w:t xml:space="preserve"> </w:t>
+      </w:r>
+      <w:r>
+        <w:rPr>
+          <w:sz w:val="24"/>
+          <w:szCs w:val="24"/>
+          <w:lang w:val="en-US"/>
+        </w:rPr>
+        <w:t>Điều này dẫn đến việc ra quyết định còn dựa nhiều vào cảm tính hơn là dữ liệu.</w:t>
+      </w:r>
+    </w:p>
+    <w:p>
+      <w:pPr>
+        <w:spacing w:after="0" w:line="240" w:lineRule="auto"/>
+        <w:jc w:val="left"/>
+        <w:rPr>
+          <w:sz w:val="24"/>
+          <w:szCs w:val="24"/>
+          <w:lang w:val="en-US"/>
+        </w:rPr>
+      </w:pPr>
+    </w:p>
+    <w:p>
+      <w:pPr>
+        <w:spacing w:before="100" w:beforeAutospacing="1" w:after="100" w:afterAutospacing="1" w:line="240" w:lineRule="auto"/>
+        <w:jc w:val="left"/>
+        <w:outlineLvl w:val="1"/>
+        <w:rPr>
+          <w:b/>
+          <w:bCs/>
+          <w:sz w:val="32"/>
+          <w:szCs w:val="36"/>
+          <w:lang w:val="en-US"/>
+        </w:rPr>
+      </w:pPr>
+      <w:r>
+        <w:rPr>
+          <w:b/>
+          <w:bCs/>
+          <w:sz w:val="32"/>
+          <w:szCs w:val="36"/>
+          <w:lang w:val="en-US"/>
+        </w:rPr>
+        <w:t>Sứ mệnh của dự án</w:t>
+      </w:r>
+    </w:p>
+    <w:p>
+      <w:pPr>
+        <w:spacing w:before="100" w:beforeAutospacing="1" w:after="100" w:afterAutospacing="1" w:line="240" w:lineRule="auto"/>
+        <w:jc w:val="left"/>
+        <w:rPr>
+          <w:sz w:val="24"/>
+          <w:szCs w:val="24"/>
+          <w:lang w:val="en-US"/>
+        </w:rPr>
+      </w:pPr>
+      <w:r>
+        <w:rPr>
+          <w:sz w:val="24"/>
+          <w:szCs w:val="24"/>
+          <w:lang w:val="en-US"/>
+        </w:rPr>
+        <w:t xml:space="preserve">Đứng trước bài toán “tăng trưởng thị trường nhưng chưa tối ưu hiệu quả lợi nhuận”, dự án </w:t>
+      </w:r>
+      <w:r>
+        <w:rPr>
+          <w:b/>
+          <w:bCs/>
+          <w:i/>
+          <w:sz w:val="24"/>
+          <w:szCs w:val="24"/>
+          <w:lang w:val="en-US"/>
+        </w:rPr>
+        <w:t>“Phân tích hàng hóa điện tử Việt Nam”</w:t>
+      </w:r>
+      <w:r>
+        <w:rPr>
+          <w:sz w:val="24"/>
+          <w:szCs w:val="24"/>
+          <w:lang w:val="en-US"/>
+        </w:rPr>
+        <w:t xml:space="preserve"> được xây dựng nhằm tạo ra một hệ thống phân tích dữ liệu hoàn chỉnh từ đầu đến cuối.</w:t>
+      </w:r>
+    </w:p>
+    <w:p>
+      <w:pPr>
+        <w:spacing w:before="100" w:beforeAutospacing="1" w:after="100" w:afterAutospacing="1" w:line="240" w:lineRule="auto"/>
+        <w:jc w:val="left"/>
+        <w:rPr>
+          <w:sz w:val="24"/>
+          <w:szCs w:val="24"/>
+          <w:lang w:val="en-US"/>
+        </w:rPr>
+      </w:pPr>
+      <w:r>
+        <w:rPr>
+          <w:sz w:val="24"/>
+          <w:szCs w:val="24"/>
+          <w:lang w:val="en-US"/>
+        </w:rPr>
+        <w:t xml:space="preserve">Dự án không chỉ dừng lại ở việc mô tả dữ liệu, mà hướng đến việc xây dựng một </w:t>
+      </w:r>
+      <w:r>
+        <w:rPr>
+          <w:b/>
+          <w:bCs/>
+          <w:i/>
+          <w:sz w:val="24"/>
+          <w:szCs w:val="24"/>
+          <w:lang w:val="en-US"/>
+        </w:rPr>
+        <w:t>hệ thống phân tích hỗ trợ ra quyết định (Data-Driven Decision System)</w:t>
+      </w:r>
+      <w:r>
+        <w:rPr>
+          <w:i/>
+          <w:sz w:val="24"/>
+          <w:szCs w:val="24"/>
+          <w:lang w:val="en-US"/>
+        </w:rPr>
+        <w:t>.</w:t>
+      </w:r>
+    </w:p>
+    <w:p>
+      <w:pPr>
+        <w:spacing w:before="100" w:beforeAutospacing="1" w:after="100" w:afterAutospacing="1" w:line="240" w:lineRule="auto"/>
+        <w:jc w:val="left"/>
+        <w:rPr>
+          <w:sz w:val="24"/>
+          <w:szCs w:val="24"/>
+          <w:lang w:val="en-US"/>
+        </w:rPr>
+      </w:pPr>
+      <w:r>
+        <w:rPr>
+          <w:sz w:val="24"/>
+          <w:szCs w:val="24"/>
+          <w:lang w:val="en-US"/>
+        </w:rPr>
+        <w:t>Thông qua việc sử dụng Python để xử lý và làm sạch dữ liệu (ETL Pipeline), kết hợp với mô hình hóa dữ liệu và trực quan hóa bằng Tableau, hệ thống giúp biến dữ liệu thô thành các insight có giá trị quản trị.</w:t>
+      </w:r>
+    </w:p>
+    <w:p>
+      <w:pPr>
+        <w:spacing w:before="100" w:beforeAutospacing="1" w:after="100" w:afterAutospacing="1" w:line="240" w:lineRule="auto"/>
+        <w:jc w:val="left"/>
+        <w:rPr>
+          <w:sz w:val="24"/>
+          <w:szCs w:val="24"/>
+          <w:lang w:val="en-US"/>
+        </w:rPr>
+      </w:pPr>
+      <w:r>
+        <w:rPr>
+          <w:sz w:val="24"/>
+          <w:szCs w:val="24"/>
+          <w:lang w:val="en-US"/>
+        </w:rPr>
+        <w:t>Bên cạnh đó, dự án còn tập trung vào:</w:t>
+      </w:r>
+    </w:p>
+    <w:p>
+      <w:pPr>
+        <w:numPr>
+          <w:ilvl w:val="0"/>
+          <w:numId w:val="10"/>
+        </w:numPr>
+        <w:spacing w:before="100" w:beforeAutospacing="1" w:after="100" w:afterAutospacing="1" w:line="240" w:lineRule="auto"/>
+        <w:jc w:val="left"/>
+        <w:rPr>
+          <w:sz w:val="24"/>
+          <w:szCs w:val="24"/>
+          <w:lang w:val="en-US"/>
+        </w:rPr>
+      </w:pPr>
+      <w:r>
+        <w:rPr>
+          <w:sz w:val="24"/>
+          <w:szCs w:val="24"/>
+          <w:lang w:val="en-US"/>
+        </w:rPr>
+        <w:t xml:space="preserve">Phân tích xu hướng tiêu dùng theo danh mục sản phẩm </w:t>
+      </w:r>
+    </w:p>
+    <w:p>
+      <w:pPr>
+        <w:numPr>
+          <w:ilvl w:val="0"/>
+          <w:numId w:val="10"/>
+        </w:numPr>
+        <w:spacing w:before="100" w:beforeAutospacing="1" w:after="100" w:afterAutospacing="1" w:line="240" w:lineRule="auto"/>
+        <w:jc w:val="left"/>
+        <w:rPr>
+          <w:sz w:val="24"/>
+          <w:szCs w:val="24"/>
+          <w:lang w:val="en-US"/>
+        </w:rPr>
+      </w:pPr>
+      <w:r>
+        <w:rPr>
+          <w:sz w:val="24"/>
+          <w:szCs w:val="24"/>
+          <w:lang w:val="en-US"/>
+        </w:rPr>
+        <w:t xml:space="preserve">Đánh giá mối quan hệ giữa giá bán – số lượng – thương hiệu </w:t>
+      </w:r>
+    </w:p>
+    <w:p>
+      <w:pPr>
+        <w:numPr>
+          <w:ilvl w:val="0"/>
+          <w:numId w:val="10"/>
+        </w:numPr>
+        <w:spacing w:before="100" w:beforeAutospacing="1" w:after="100" w:afterAutospacing="1" w:line="240" w:lineRule="auto"/>
+        <w:jc w:val="left"/>
+        <w:rPr>
+          <w:sz w:val="24"/>
+          <w:szCs w:val="24"/>
+          <w:lang w:val="en-US"/>
+        </w:rPr>
+      </w:pPr>
+      <w:r>
+        <w:rPr>
+          <w:sz w:val="24"/>
+          <w:szCs w:val="24"/>
+          <w:lang w:val="en-US"/>
+        </w:rPr>
+        <w:t xml:space="preserve">Xác định phân khúc thị trường trọng điểm </w:t>
+      </w:r>
+    </w:p>
+    <w:p>
+      <w:pPr>
+        <w:numPr>
+          <w:ilvl w:val="0"/>
+          <w:numId w:val="10"/>
+        </w:numPr>
+        <w:spacing w:before="100" w:beforeAutospacing="1" w:after="100" w:afterAutospacing="1" w:line="240" w:lineRule="auto"/>
+        <w:jc w:val="left"/>
+        <w:rPr>
+          <w:sz w:val="24"/>
+          <w:szCs w:val="24"/>
+          <w:lang w:val="en-US"/>
+        </w:rPr>
+      </w:pPr>
+      <w:r>
+        <w:rPr>
+          <w:sz w:val="24"/>
+          <w:szCs w:val="24"/>
+          <w:lang w:val="en-US"/>
+        </w:rPr>
+        <w:t xml:space="preserve">Phát hiện các rủi ro trong cấu trúc doanh thu </w:t>
+      </w:r>
+    </w:p>
+    <w:p>
+      <w:pPr>
+        <w:spacing w:after="0" w:line="240" w:lineRule="auto"/>
+        <w:jc w:val="left"/>
+        <w:rPr>
+          <w:sz w:val="24"/>
+          <w:szCs w:val="24"/>
+          <w:lang w:val="en-US"/>
+        </w:rPr>
+      </w:pPr>
+    </w:p>
+    <w:p>
+      <w:pPr>
+        <w:spacing w:before="100" w:beforeAutospacing="1" w:after="100" w:afterAutospacing="1" w:line="240" w:lineRule="auto"/>
+        <w:jc w:val="left"/>
+        <w:outlineLvl w:val="1"/>
+        <w:rPr>
+          <w:b/>
+          <w:bCs/>
+          <w:sz w:val="36"/>
+          <w:szCs w:val="36"/>
+          <w:lang w:val="en-US"/>
+        </w:rPr>
+      </w:pPr>
+    </w:p>
+    <w:p>
+      <w:pPr>
+        <w:spacing w:before="100" w:beforeAutospacing="1" w:after="100" w:afterAutospacing="1" w:line="240" w:lineRule="auto"/>
+        <w:jc w:val="left"/>
+        <w:outlineLvl w:val="1"/>
+        <w:rPr>
+          <w:b/>
+          <w:bCs/>
+          <w:sz w:val="36"/>
+          <w:szCs w:val="36"/>
+          <w:lang w:val="en-US"/>
+        </w:rPr>
+      </w:pPr>
+    </w:p>
+    <w:p>
+      <w:pPr>
+        <w:spacing w:before="100" w:beforeAutospacing="1" w:after="100" w:afterAutospacing="1" w:line="240" w:lineRule="auto"/>
+        <w:jc w:val="left"/>
+        <w:outlineLvl w:val="1"/>
+        <w:rPr>
+          <w:b/>
+          <w:bCs/>
+          <w:sz w:val="36"/>
+          <w:szCs w:val="36"/>
+          <w:lang w:val="en-US"/>
+        </w:rPr>
+      </w:pPr>
+      <w:r>
+        <w:rPr>
+          <w:b/>
+          <w:bCs/>
+          <w:sz w:val="36"/>
+          <w:szCs w:val="36"/>
+          <w:lang w:val="en-US"/>
+        </w:rPr>
+        <w:lastRenderedPageBreak/>
+        <w:t>Mục tiêu cốt lõi của đề tài</w:t>
+      </w:r>
+    </w:p>
+    <w:p>
+      <w:pPr>
+        <w:spacing w:before="100" w:beforeAutospacing="1" w:after="100" w:afterAutospacing="1" w:line="240" w:lineRule="auto"/>
+        <w:jc w:val="left"/>
+        <w:rPr>
+          <w:sz w:val="24"/>
+          <w:szCs w:val="24"/>
+          <w:lang w:val="en-US"/>
+        </w:rPr>
+      </w:pPr>
+      <w:r>
+        <w:rPr>
+          <w:sz w:val="24"/>
+          <w:szCs w:val="24"/>
+          <w:lang w:val="en-US"/>
+        </w:rPr>
+        <w:t>Mục tiêu cuối cùng của dự án là giúp các nhà quản lý và doanh nghiệp:</w:t>
+      </w:r>
+    </w:p>
+    <w:p>
+      <w:pPr>
+        <w:numPr>
+          <w:ilvl w:val="0"/>
+          <w:numId w:val="11"/>
+        </w:numPr>
+        <w:spacing w:before="100" w:beforeAutospacing="1" w:after="100" w:afterAutospacing="1" w:line="240" w:lineRule="auto"/>
+        <w:jc w:val="left"/>
+        <w:rPr>
+          <w:sz w:val="24"/>
+          <w:szCs w:val="24"/>
+          <w:lang w:val="en-US"/>
+        </w:rPr>
+      </w:pPr>
+      <w:r>
+        <w:rPr>
+          <w:sz w:val="24"/>
+          <w:szCs w:val="24"/>
+          <w:lang w:val="en-US"/>
+        </w:rPr>
+        <w:t>Hiểu rõ cấu trúc thị trường hàng điện tử Việt Nam</w:t>
+      </w:r>
+      <w:r>
+        <w:rPr>
+          <w:sz w:val="24"/>
+          <w:szCs w:val="24"/>
+          <w:lang w:val="en-US"/>
+        </w:rPr>
+        <w:t>.</w:t>
+      </w:r>
+      <w:r>
+        <w:rPr>
+          <w:sz w:val="24"/>
+          <w:szCs w:val="24"/>
+          <w:lang w:val="en-US"/>
+        </w:rPr>
+        <w:t xml:space="preserve"> </w:t>
+      </w:r>
+    </w:p>
+    <w:p>
+      <w:pPr>
+        <w:numPr>
+          <w:ilvl w:val="0"/>
+          <w:numId w:val="11"/>
+        </w:numPr>
+        <w:spacing w:before="100" w:beforeAutospacing="1" w:after="100" w:afterAutospacing="1" w:line="240" w:lineRule="auto"/>
+        <w:jc w:val="left"/>
+        <w:rPr>
+          <w:sz w:val="24"/>
+          <w:szCs w:val="24"/>
+          <w:lang w:val="en-US"/>
+        </w:rPr>
+      </w:pPr>
+      <w:r>
+        <w:rPr>
+          <w:sz w:val="24"/>
+          <w:szCs w:val="24"/>
+          <w:lang w:val="en-US"/>
+        </w:rPr>
+        <w:t>Nhận diện đúng phân khúc mang lại giá trị thực</w:t>
+      </w:r>
+      <w:r>
+        <w:rPr>
+          <w:sz w:val="24"/>
+          <w:szCs w:val="24"/>
+          <w:lang w:val="en-US"/>
+        </w:rPr>
+        <w:t>.</w:t>
+      </w:r>
+      <w:r>
+        <w:rPr>
+          <w:sz w:val="24"/>
+          <w:szCs w:val="24"/>
+          <w:lang w:val="en-US"/>
+        </w:rPr>
+        <w:t xml:space="preserve"> </w:t>
+      </w:r>
+    </w:p>
+    <w:p>
+      <w:pPr>
+        <w:numPr>
+          <w:ilvl w:val="0"/>
+          <w:numId w:val="11"/>
+        </w:numPr>
+        <w:spacing w:before="100" w:beforeAutospacing="1" w:after="100" w:afterAutospacing="1" w:line="240" w:lineRule="auto"/>
+        <w:jc w:val="left"/>
+        <w:rPr>
+          <w:sz w:val="24"/>
+          <w:szCs w:val="24"/>
+          <w:lang w:val="en-US"/>
+        </w:rPr>
+      </w:pPr>
+      <w:r>
+        <w:rPr>
+          <w:sz w:val="24"/>
+          <w:szCs w:val="24"/>
+          <w:lang w:val="en-US"/>
+        </w:rPr>
+        <w:t>Tối ưu chiến lược giá và danh mục sản phẩm</w:t>
+      </w:r>
+      <w:r>
+        <w:rPr>
+          <w:sz w:val="24"/>
+          <w:szCs w:val="24"/>
+          <w:lang w:val="en-US"/>
+        </w:rPr>
+        <w:t>.</w:t>
+      </w:r>
+      <w:r>
+        <w:rPr>
+          <w:sz w:val="24"/>
+          <w:szCs w:val="24"/>
+          <w:lang w:val="en-US"/>
+        </w:rPr>
+        <w:t xml:space="preserve"> </w:t>
+      </w:r>
+    </w:p>
+    <w:p>
+      <w:pPr>
+        <w:numPr>
+          <w:ilvl w:val="0"/>
+          <w:numId w:val="11"/>
+        </w:numPr>
+        <w:spacing w:before="100" w:beforeAutospacing="1" w:after="100" w:afterAutospacing="1" w:line="240" w:lineRule="auto"/>
+        <w:jc w:val="left"/>
+        <w:rPr>
+          <w:sz w:val="24"/>
+          <w:szCs w:val="24"/>
+          <w:lang w:val="en-US"/>
+        </w:rPr>
+      </w:pPr>
+      <w:r>
+        <w:rPr>
+          <w:sz w:val="24"/>
+          <w:szCs w:val="24"/>
+          <w:lang w:val="en-US"/>
+        </w:rPr>
+        <w:t>Chuyển từ tư duy “tăng trưởng doanh thu” sang “tăng trưởng hiệu quả và bền vững dựa trên dữ liệu”</w:t>
+      </w:r>
+      <w:r>
+        <w:rPr>
+          <w:sz w:val="24"/>
+          <w:szCs w:val="24"/>
+          <w:lang w:val="en-US"/>
+        </w:rPr>
+        <w:t>.</w:t>
+      </w:r>
+    </w:p>
     <w:p/>
     <w:sectPr>
       <w:headerReference w:type="default" r:id="rId9"/>
@@ -2062,6 +3920,155 @@
 <file path=word/numbering.xml><?xml version="1.0" encoding="utf-8"?>
 <w:numbering xmlns:wpc="http://schemas.microsoft.com/office/word/2010/wordprocessingCanvas" xmlns:cx="http://schemas.microsoft.com/office/drawing/2014/chartex" xmlns:cx1="http://schemas.microsoft.com/office/drawing/2015/9/8/chartex" xmlns:mc="http://schemas.openxmlformats.org/markup-compatibility/2006" xmlns:o="urn:schemas-microsoft-com:office:office" xmlns:r="http://schemas.openxmlformats.org/officeDocument/2006/relationships" xmlns:m="http://schemas.openxmlformats.org/officeDocument/2006/math" xmlns:v="urn:schemas-microsoft-com:vml" xmlns:wp14="http://schemas.microsoft.com/office/word/2010/wordprocessingDrawing" xmlns:wp="http://schemas.openxmlformats.org/drawingml/2006/wordprocessingDrawing" xmlns:w10="urn:schemas-microsoft-com:office:word" xmlns:w="http://schemas.openxmlformats.org/wordprocessingml/2006/main" xmlns:w14="http://schemas.microsoft.com/office/word/2010/wordml" xmlns:w15="http://schemas.microsoft.com/office/word/2012/wordml" xmlns:w16se="http://schemas.microsoft.com/office/word/2015/wordml/symex" xmlns:wpg="http://schemas.microsoft.com/office/word/2010/wordprocessingGroup" xmlns:wpi="http://schemas.microsoft.com/office/word/2010/wordprocessingInk" xmlns:wne="http://schemas.microsoft.com/office/word/2006/wordml" xmlns:wps="http://schemas.microsoft.com/office/word/2010/wordprocessingShape" mc:Ignorable="w14 w15 w16se wp14">
   <w:abstractNum w:abstractNumId="0" w15:restartNumberingAfterBreak="0">
+    <w:nsid w:val="0E131F82"/>
+    <w:multiLevelType w:val="multilevel"/>
+    <w:tmpl w:val="09D2FBA4"/>
+    <w:lvl w:ilvl="0">
+      <w:start w:val="1"/>
+      <w:numFmt w:val="bullet"/>
+      <w:lvlText w:val=""/>
+      <w:lvlJc w:val="left"/>
+      <w:pPr>
+        <w:tabs>
+          <w:tab w:val="num" w:pos="1080"/>
+        </w:tabs>
+        <w:ind w:left="1080" w:hanging="360"/>
+      </w:pPr>
+      <w:rPr>
+        <w:rFonts w:ascii="Symbol" w:hAnsi="Symbol" w:hint="default"/>
+        <w:sz w:val="20"/>
+      </w:rPr>
+    </w:lvl>
+    <w:lvl w:ilvl="1" w:tentative="1">
+      <w:start w:val="1"/>
+      <w:numFmt w:val="bullet"/>
+      <w:lvlText w:val="o"/>
+      <w:lvlJc w:val="left"/>
+      <w:pPr>
+        <w:tabs>
+          <w:tab w:val="num" w:pos="1800"/>
+        </w:tabs>
+        <w:ind w:left="1800" w:hanging="360"/>
+      </w:pPr>
+      <w:rPr>
+        <w:rFonts w:ascii="Courier New" w:hAnsi="Courier New" w:hint="default"/>
+        <w:sz w:val="20"/>
+      </w:rPr>
+    </w:lvl>
+    <w:lvl w:ilvl="2" w:tentative="1">
+      <w:start w:val="1"/>
+      <w:numFmt w:val="bullet"/>
+      <w:lvlText w:val=""/>
+      <w:lvlJc w:val="left"/>
+      <w:pPr>
+        <w:tabs>
+          <w:tab w:val="num" w:pos="2520"/>
+        </w:tabs>
+        <w:ind w:left="2520" w:hanging="360"/>
+      </w:pPr>
+      <w:rPr>
+        <w:rFonts w:ascii="Wingdings" w:hAnsi="Wingdings" w:hint="default"/>
+        <w:sz w:val="20"/>
+      </w:rPr>
+    </w:lvl>
+    <w:lvl w:ilvl="3" w:tentative="1">
+      <w:start w:val="1"/>
+      <w:numFmt w:val="bullet"/>
+      <w:lvlText w:val=""/>
+      <w:lvlJc w:val="left"/>
+      <w:pPr>
+        <w:tabs>
+          <w:tab w:val="num" w:pos="3240"/>
+        </w:tabs>
+        <w:ind w:left="3240" w:hanging="360"/>
+      </w:pPr>
+      <w:rPr>
+        <w:rFonts w:ascii="Wingdings" w:hAnsi="Wingdings" w:hint="default"/>
+        <w:sz w:val="20"/>
+      </w:rPr>
+    </w:lvl>
+    <w:lvl w:ilvl="4" w:tentative="1">
+      <w:start w:val="1"/>
+      <w:numFmt w:val="bullet"/>
+      <w:lvlText w:val=""/>
+      <w:lvlJc w:val="left"/>
+      <w:pPr>
+        <w:tabs>
+          <w:tab w:val="num" w:pos="3960"/>
+        </w:tabs>
+        <w:ind w:left="3960" w:hanging="360"/>
+      </w:pPr>
+      <w:rPr>
+        <w:rFonts w:ascii="Wingdings" w:hAnsi="Wingdings" w:hint="default"/>
+        <w:sz w:val="20"/>
+      </w:rPr>
+    </w:lvl>
+    <w:lvl w:ilvl="5" w:tentative="1">
+      <w:start w:val="1"/>
+      <w:numFmt w:val="bullet"/>
+      <w:lvlText w:val=""/>
+      <w:lvlJc w:val="left"/>
+      <w:pPr>
+        <w:tabs>
+          <w:tab w:val="num" w:pos="4680"/>
+        </w:tabs>
+        <w:ind w:left="4680" w:hanging="360"/>
+      </w:pPr>
+      <w:rPr>
+        <w:rFonts w:ascii="Wingdings" w:hAnsi="Wingdings" w:hint="default"/>
+        <w:sz w:val="20"/>
+      </w:rPr>
+    </w:lvl>
+    <w:lvl w:ilvl="6" w:tentative="1">
+      <w:start w:val="1"/>
+      <w:numFmt w:val="bullet"/>
+      <w:lvlText w:val=""/>
+      <w:lvlJc w:val="left"/>
+      <w:pPr>
+        <w:tabs>
+          <w:tab w:val="num" w:pos="5400"/>
+        </w:tabs>
+        <w:ind w:left="5400" w:hanging="360"/>
+      </w:pPr>
+      <w:rPr>
+        <w:rFonts w:ascii="Wingdings" w:hAnsi="Wingdings" w:hint="default"/>
+        <w:sz w:val="20"/>
+      </w:rPr>
+    </w:lvl>
+    <w:lvl w:ilvl="7" w:tentative="1">
+      <w:start w:val="1"/>
+      <w:numFmt w:val="bullet"/>
+      <w:lvlText w:val=""/>
+      <w:lvlJc w:val="left"/>
+      <w:pPr>
+        <w:tabs>
+          <w:tab w:val="num" w:pos="6120"/>
+        </w:tabs>
+        <w:ind w:left="6120" w:hanging="360"/>
+      </w:pPr>
+      <w:rPr>
+        <w:rFonts w:ascii="Wingdings" w:hAnsi="Wingdings" w:hint="default"/>
+        <w:sz w:val="20"/>
+      </w:rPr>
+    </w:lvl>
+    <w:lvl w:ilvl="8" w:tentative="1">
+      <w:start w:val="1"/>
+      <w:numFmt w:val="bullet"/>
+      <w:lvlText w:val=""/>
+      <w:lvlJc w:val="left"/>
+      <w:pPr>
+        <w:tabs>
+          <w:tab w:val="num" w:pos="6840"/>
+        </w:tabs>
+        <w:ind w:left="6840" w:hanging="360"/>
+      </w:pPr>
+      <w:rPr>
+        <w:rFonts w:ascii="Wingdings" w:hAnsi="Wingdings" w:hint="default"/>
+        <w:sz w:val="20"/>
+      </w:rPr>
+    </w:lvl>
+  </w:abstractNum>
+  <w:abstractNum w:abstractNumId="1" w15:restartNumberingAfterBreak="0">
     <w:nsid w:val="1B6A70E8"/>
     <w:multiLevelType w:val="hybridMultilevel"/>
     <w:tmpl w:val="643A82F8"/>
@@ -2174,8 +4181,1471 @@
       </w:rPr>
     </w:lvl>
   </w:abstractNum>
+  <w:abstractNum w:abstractNumId="2" w15:restartNumberingAfterBreak="0">
+    <w:nsid w:val="22F55BE6"/>
+    <w:multiLevelType w:val="multilevel"/>
+    <w:tmpl w:val="C884F7C2"/>
+    <w:lvl w:ilvl="0">
+      <w:start w:val="1"/>
+      <w:numFmt w:val="decimal"/>
+      <w:lvlText w:val="%1"/>
+      <w:lvlJc w:val="left"/>
+      <w:pPr>
+        <w:ind w:left="432" w:hanging="432"/>
+      </w:pPr>
+    </w:lvl>
+    <w:lvl w:ilvl="1">
+      <w:start w:val="1"/>
+      <w:numFmt w:val="decimal"/>
+      <w:lvlText w:val="%1.%2"/>
+      <w:lvlJc w:val="left"/>
+      <w:pPr>
+        <w:ind w:left="576" w:hanging="576"/>
+      </w:pPr>
+    </w:lvl>
+    <w:lvl w:ilvl="2">
+      <w:start w:val="1"/>
+      <w:numFmt w:val="decimal"/>
+      <w:lvlText w:val="%1.%2.%3"/>
+      <w:lvlJc w:val="left"/>
+      <w:pPr>
+        <w:ind w:left="720" w:hanging="720"/>
+      </w:pPr>
+      <w:rPr>
+        <w:color w:val="EE0000"/>
+      </w:rPr>
+    </w:lvl>
+    <w:lvl w:ilvl="3">
+      <w:start w:val="1"/>
+      <w:numFmt w:val="decimal"/>
+      <w:lvlText w:val="%1.%2.%3.%4"/>
+      <w:lvlJc w:val="left"/>
+      <w:pPr>
+        <w:ind w:left="864" w:hanging="864"/>
+      </w:pPr>
+    </w:lvl>
+    <w:lvl w:ilvl="4">
+      <w:start w:val="1"/>
+      <w:numFmt w:val="decimal"/>
+      <w:lvlText w:val="%1.%2.%3.%4.%5"/>
+      <w:lvlJc w:val="left"/>
+      <w:pPr>
+        <w:ind w:left="1008" w:hanging="1008"/>
+      </w:pPr>
+    </w:lvl>
+    <w:lvl w:ilvl="5">
+      <w:start w:val="1"/>
+      <w:numFmt w:val="decimal"/>
+      <w:lvlText w:val="%1.%2.%3.%4.%5.%6"/>
+      <w:lvlJc w:val="left"/>
+      <w:pPr>
+        <w:ind w:left="1152" w:hanging="1152"/>
+      </w:pPr>
+    </w:lvl>
+    <w:lvl w:ilvl="6">
+      <w:start w:val="1"/>
+      <w:numFmt w:val="decimal"/>
+      <w:lvlText w:val="%1.%2.%3.%4.%5.%6.%7"/>
+      <w:lvlJc w:val="left"/>
+      <w:pPr>
+        <w:ind w:left="1296" w:hanging="1296"/>
+      </w:pPr>
+    </w:lvl>
+    <w:lvl w:ilvl="7">
+      <w:start w:val="1"/>
+      <w:numFmt w:val="decimal"/>
+      <w:lvlText w:val="%1.%2.%3.%4.%5.%6.%7.%8"/>
+      <w:lvlJc w:val="left"/>
+      <w:pPr>
+        <w:ind w:left="1440" w:hanging="1440"/>
+      </w:pPr>
+    </w:lvl>
+    <w:lvl w:ilvl="8">
+      <w:start w:val="1"/>
+      <w:numFmt w:val="decimal"/>
+      <w:lvlText w:val="%1.%2.%3.%4.%5.%6.%7.%8.%9"/>
+      <w:lvlJc w:val="left"/>
+      <w:pPr>
+        <w:ind w:left="1584" w:hanging="1584"/>
+      </w:pPr>
+    </w:lvl>
+  </w:abstractNum>
+  <w:abstractNum w:abstractNumId="3" w15:restartNumberingAfterBreak="0">
+    <w:nsid w:val="29C658C4"/>
+    <w:multiLevelType w:val="multilevel"/>
+    <w:tmpl w:val="518CCDCC"/>
+    <w:lvl w:ilvl="0">
+      <w:start w:val="1"/>
+      <w:numFmt w:val="bullet"/>
+      <w:lvlText w:val=""/>
+      <w:lvlJc w:val="left"/>
+      <w:pPr>
+        <w:tabs>
+          <w:tab w:val="num" w:pos="1080"/>
+        </w:tabs>
+        <w:ind w:left="1080" w:hanging="360"/>
+      </w:pPr>
+      <w:rPr>
+        <w:rFonts w:ascii="Symbol" w:hAnsi="Symbol" w:hint="default"/>
+        <w:sz w:val="20"/>
+      </w:rPr>
+    </w:lvl>
+    <w:lvl w:ilvl="1" w:tentative="1">
+      <w:start w:val="1"/>
+      <w:numFmt w:val="bullet"/>
+      <w:lvlText w:val="o"/>
+      <w:lvlJc w:val="left"/>
+      <w:pPr>
+        <w:tabs>
+          <w:tab w:val="num" w:pos="1800"/>
+        </w:tabs>
+        <w:ind w:left="1800" w:hanging="360"/>
+      </w:pPr>
+      <w:rPr>
+        <w:rFonts w:ascii="Courier New" w:hAnsi="Courier New" w:hint="default"/>
+        <w:sz w:val="20"/>
+      </w:rPr>
+    </w:lvl>
+    <w:lvl w:ilvl="2" w:tentative="1">
+      <w:start w:val="1"/>
+      <w:numFmt w:val="bullet"/>
+      <w:lvlText w:val=""/>
+      <w:lvlJc w:val="left"/>
+      <w:pPr>
+        <w:tabs>
+          <w:tab w:val="num" w:pos="2520"/>
+        </w:tabs>
+        <w:ind w:left="2520" w:hanging="360"/>
+      </w:pPr>
+      <w:rPr>
+        <w:rFonts w:ascii="Wingdings" w:hAnsi="Wingdings" w:hint="default"/>
+        <w:sz w:val="20"/>
+      </w:rPr>
+    </w:lvl>
+    <w:lvl w:ilvl="3" w:tentative="1">
+      <w:start w:val="1"/>
+      <w:numFmt w:val="bullet"/>
+      <w:lvlText w:val=""/>
+      <w:lvlJc w:val="left"/>
+      <w:pPr>
+        <w:tabs>
+          <w:tab w:val="num" w:pos="3240"/>
+        </w:tabs>
+        <w:ind w:left="3240" w:hanging="360"/>
+      </w:pPr>
+      <w:rPr>
+        <w:rFonts w:ascii="Wingdings" w:hAnsi="Wingdings" w:hint="default"/>
+        <w:sz w:val="20"/>
+      </w:rPr>
+    </w:lvl>
+    <w:lvl w:ilvl="4" w:tentative="1">
+      <w:start w:val="1"/>
+      <w:numFmt w:val="bullet"/>
+      <w:lvlText w:val=""/>
+      <w:lvlJc w:val="left"/>
+      <w:pPr>
+        <w:tabs>
+          <w:tab w:val="num" w:pos="3960"/>
+        </w:tabs>
+        <w:ind w:left="3960" w:hanging="360"/>
+      </w:pPr>
+      <w:rPr>
+        <w:rFonts w:ascii="Wingdings" w:hAnsi="Wingdings" w:hint="default"/>
+        <w:sz w:val="20"/>
+      </w:rPr>
+    </w:lvl>
+    <w:lvl w:ilvl="5" w:tentative="1">
+      <w:start w:val="1"/>
+      <w:numFmt w:val="bullet"/>
+      <w:lvlText w:val=""/>
+      <w:lvlJc w:val="left"/>
+      <w:pPr>
+        <w:tabs>
+          <w:tab w:val="num" w:pos="4680"/>
+        </w:tabs>
+        <w:ind w:left="4680" w:hanging="360"/>
+      </w:pPr>
+      <w:rPr>
+        <w:rFonts w:ascii="Wingdings" w:hAnsi="Wingdings" w:hint="default"/>
+        <w:sz w:val="20"/>
+      </w:rPr>
+    </w:lvl>
+    <w:lvl w:ilvl="6" w:tentative="1">
+      <w:start w:val="1"/>
+      <w:numFmt w:val="bullet"/>
+      <w:lvlText w:val=""/>
+      <w:lvlJc w:val="left"/>
+      <w:pPr>
+        <w:tabs>
+          <w:tab w:val="num" w:pos="5400"/>
+        </w:tabs>
+        <w:ind w:left="5400" w:hanging="360"/>
+      </w:pPr>
+      <w:rPr>
+        <w:rFonts w:ascii="Wingdings" w:hAnsi="Wingdings" w:hint="default"/>
+        <w:sz w:val="20"/>
+      </w:rPr>
+    </w:lvl>
+    <w:lvl w:ilvl="7" w:tentative="1">
+      <w:start w:val="1"/>
+      <w:numFmt w:val="bullet"/>
+      <w:lvlText w:val=""/>
+      <w:lvlJc w:val="left"/>
+      <w:pPr>
+        <w:tabs>
+          <w:tab w:val="num" w:pos="6120"/>
+        </w:tabs>
+        <w:ind w:left="6120" w:hanging="360"/>
+      </w:pPr>
+      <w:rPr>
+        <w:rFonts w:ascii="Wingdings" w:hAnsi="Wingdings" w:hint="default"/>
+        <w:sz w:val="20"/>
+      </w:rPr>
+    </w:lvl>
+    <w:lvl w:ilvl="8" w:tentative="1">
+      <w:start w:val="1"/>
+      <w:numFmt w:val="bullet"/>
+      <w:lvlText w:val=""/>
+      <w:lvlJc w:val="left"/>
+      <w:pPr>
+        <w:tabs>
+          <w:tab w:val="num" w:pos="6840"/>
+        </w:tabs>
+        <w:ind w:left="6840" w:hanging="360"/>
+      </w:pPr>
+      <w:rPr>
+        <w:rFonts w:ascii="Wingdings" w:hAnsi="Wingdings" w:hint="default"/>
+        <w:sz w:val="20"/>
+      </w:rPr>
+    </w:lvl>
+  </w:abstractNum>
+  <w:abstractNum w:abstractNumId="4" w15:restartNumberingAfterBreak="0">
+    <w:nsid w:val="29CC339E"/>
+    <w:multiLevelType w:val="multilevel"/>
+    <w:tmpl w:val="FA984452"/>
+    <w:lvl w:ilvl="0">
+      <w:start w:val="1"/>
+      <w:numFmt w:val="bullet"/>
+      <w:lvlText w:val=""/>
+      <w:lvlJc w:val="left"/>
+      <w:pPr>
+        <w:tabs>
+          <w:tab w:val="num" w:pos="1080"/>
+        </w:tabs>
+        <w:ind w:left="1080" w:hanging="360"/>
+      </w:pPr>
+      <w:rPr>
+        <w:rFonts w:ascii="Symbol" w:hAnsi="Symbol" w:hint="default"/>
+        <w:sz w:val="20"/>
+      </w:rPr>
+    </w:lvl>
+    <w:lvl w:ilvl="1" w:tentative="1">
+      <w:start w:val="1"/>
+      <w:numFmt w:val="bullet"/>
+      <w:lvlText w:val="o"/>
+      <w:lvlJc w:val="left"/>
+      <w:pPr>
+        <w:tabs>
+          <w:tab w:val="num" w:pos="1800"/>
+        </w:tabs>
+        <w:ind w:left="1800" w:hanging="360"/>
+      </w:pPr>
+      <w:rPr>
+        <w:rFonts w:ascii="Courier New" w:hAnsi="Courier New" w:hint="default"/>
+        <w:sz w:val="20"/>
+      </w:rPr>
+    </w:lvl>
+    <w:lvl w:ilvl="2" w:tentative="1">
+      <w:start w:val="1"/>
+      <w:numFmt w:val="bullet"/>
+      <w:lvlText w:val=""/>
+      <w:lvlJc w:val="left"/>
+      <w:pPr>
+        <w:tabs>
+          <w:tab w:val="num" w:pos="2520"/>
+        </w:tabs>
+        <w:ind w:left="2520" w:hanging="360"/>
+      </w:pPr>
+      <w:rPr>
+        <w:rFonts w:ascii="Wingdings" w:hAnsi="Wingdings" w:hint="default"/>
+        <w:sz w:val="20"/>
+      </w:rPr>
+    </w:lvl>
+    <w:lvl w:ilvl="3" w:tentative="1">
+      <w:start w:val="1"/>
+      <w:numFmt w:val="bullet"/>
+      <w:lvlText w:val=""/>
+      <w:lvlJc w:val="left"/>
+      <w:pPr>
+        <w:tabs>
+          <w:tab w:val="num" w:pos="3240"/>
+        </w:tabs>
+        <w:ind w:left="3240" w:hanging="360"/>
+      </w:pPr>
+      <w:rPr>
+        <w:rFonts w:ascii="Wingdings" w:hAnsi="Wingdings" w:hint="default"/>
+        <w:sz w:val="20"/>
+      </w:rPr>
+    </w:lvl>
+    <w:lvl w:ilvl="4" w:tentative="1">
+      <w:start w:val="1"/>
+      <w:numFmt w:val="bullet"/>
+      <w:lvlText w:val=""/>
+      <w:lvlJc w:val="left"/>
+      <w:pPr>
+        <w:tabs>
+          <w:tab w:val="num" w:pos="3960"/>
+        </w:tabs>
+        <w:ind w:left="3960" w:hanging="360"/>
+      </w:pPr>
+      <w:rPr>
+        <w:rFonts w:ascii="Wingdings" w:hAnsi="Wingdings" w:hint="default"/>
+        <w:sz w:val="20"/>
+      </w:rPr>
+    </w:lvl>
+    <w:lvl w:ilvl="5" w:tentative="1">
+      <w:start w:val="1"/>
+      <w:numFmt w:val="bullet"/>
+      <w:lvlText w:val=""/>
+      <w:lvlJc w:val="left"/>
+      <w:pPr>
+        <w:tabs>
+          <w:tab w:val="num" w:pos="4680"/>
+        </w:tabs>
+        <w:ind w:left="4680" w:hanging="360"/>
+      </w:pPr>
+      <w:rPr>
+        <w:rFonts w:ascii="Wingdings" w:hAnsi="Wingdings" w:hint="default"/>
+        <w:sz w:val="20"/>
+      </w:rPr>
+    </w:lvl>
+    <w:lvl w:ilvl="6" w:tentative="1">
+      <w:start w:val="1"/>
+      <w:numFmt w:val="bullet"/>
+      <w:lvlText w:val=""/>
+      <w:lvlJc w:val="left"/>
+      <w:pPr>
+        <w:tabs>
+          <w:tab w:val="num" w:pos="5400"/>
+        </w:tabs>
+        <w:ind w:left="5400" w:hanging="360"/>
+      </w:pPr>
+      <w:rPr>
+        <w:rFonts w:ascii="Wingdings" w:hAnsi="Wingdings" w:hint="default"/>
+        <w:sz w:val="20"/>
+      </w:rPr>
+    </w:lvl>
+    <w:lvl w:ilvl="7" w:tentative="1">
+      <w:start w:val="1"/>
+      <w:numFmt w:val="bullet"/>
+      <w:lvlText w:val=""/>
+      <w:lvlJc w:val="left"/>
+      <w:pPr>
+        <w:tabs>
+          <w:tab w:val="num" w:pos="6120"/>
+        </w:tabs>
+        <w:ind w:left="6120" w:hanging="360"/>
+      </w:pPr>
+      <w:rPr>
+        <w:rFonts w:ascii="Wingdings" w:hAnsi="Wingdings" w:hint="default"/>
+        <w:sz w:val="20"/>
+      </w:rPr>
+    </w:lvl>
+    <w:lvl w:ilvl="8" w:tentative="1">
+      <w:start w:val="1"/>
+      <w:numFmt w:val="bullet"/>
+      <w:lvlText w:val=""/>
+      <w:lvlJc w:val="left"/>
+      <w:pPr>
+        <w:tabs>
+          <w:tab w:val="num" w:pos="6840"/>
+        </w:tabs>
+        <w:ind w:left="6840" w:hanging="360"/>
+      </w:pPr>
+      <w:rPr>
+        <w:rFonts w:ascii="Wingdings" w:hAnsi="Wingdings" w:hint="default"/>
+        <w:sz w:val="20"/>
+      </w:rPr>
+    </w:lvl>
+  </w:abstractNum>
+  <w:abstractNum w:abstractNumId="5" w15:restartNumberingAfterBreak="0">
+    <w:nsid w:val="2C015BE3"/>
+    <w:multiLevelType w:val="multilevel"/>
+    <w:tmpl w:val="B70A7EDE"/>
+    <w:lvl w:ilvl="0">
+      <w:start w:val="1"/>
+      <w:numFmt w:val="bullet"/>
+      <w:lvlText w:val=""/>
+      <w:lvlJc w:val="left"/>
+      <w:pPr>
+        <w:tabs>
+          <w:tab w:val="num" w:pos="1080"/>
+        </w:tabs>
+        <w:ind w:left="1080" w:hanging="360"/>
+      </w:pPr>
+      <w:rPr>
+        <w:rFonts w:ascii="Symbol" w:hAnsi="Symbol" w:hint="default"/>
+        <w:sz w:val="20"/>
+      </w:rPr>
+    </w:lvl>
+    <w:lvl w:ilvl="1" w:tentative="1">
+      <w:start w:val="1"/>
+      <w:numFmt w:val="bullet"/>
+      <w:lvlText w:val="o"/>
+      <w:lvlJc w:val="left"/>
+      <w:pPr>
+        <w:tabs>
+          <w:tab w:val="num" w:pos="1800"/>
+        </w:tabs>
+        <w:ind w:left="1800" w:hanging="360"/>
+      </w:pPr>
+      <w:rPr>
+        <w:rFonts w:ascii="Courier New" w:hAnsi="Courier New" w:hint="default"/>
+        <w:sz w:val="20"/>
+      </w:rPr>
+    </w:lvl>
+    <w:lvl w:ilvl="2" w:tentative="1">
+      <w:start w:val="1"/>
+      <w:numFmt w:val="bullet"/>
+      <w:lvlText w:val=""/>
+      <w:lvlJc w:val="left"/>
+      <w:pPr>
+        <w:tabs>
+          <w:tab w:val="num" w:pos="2520"/>
+        </w:tabs>
+        <w:ind w:left="2520" w:hanging="360"/>
+      </w:pPr>
+      <w:rPr>
+        <w:rFonts w:ascii="Wingdings" w:hAnsi="Wingdings" w:hint="default"/>
+        <w:sz w:val="20"/>
+      </w:rPr>
+    </w:lvl>
+    <w:lvl w:ilvl="3" w:tentative="1">
+      <w:start w:val="1"/>
+      <w:numFmt w:val="bullet"/>
+      <w:lvlText w:val=""/>
+      <w:lvlJc w:val="left"/>
+      <w:pPr>
+        <w:tabs>
+          <w:tab w:val="num" w:pos="3240"/>
+        </w:tabs>
+        <w:ind w:left="3240" w:hanging="360"/>
+      </w:pPr>
+      <w:rPr>
+        <w:rFonts w:ascii="Wingdings" w:hAnsi="Wingdings" w:hint="default"/>
+        <w:sz w:val="20"/>
+      </w:rPr>
+    </w:lvl>
+    <w:lvl w:ilvl="4" w:tentative="1">
+      <w:start w:val="1"/>
+      <w:numFmt w:val="bullet"/>
+      <w:lvlText w:val=""/>
+      <w:lvlJc w:val="left"/>
+      <w:pPr>
+        <w:tabs>
+          <w:tab w:val="num" w:pos="3960"/>
+        </w:tabs>
+        <w:ind w:left="3960" w:hanging="360"/>
+      </w:pPr>
+      <w:rPr>
+        <w:rFonts w:ascii="Wingdings" w:hAnsi="Wingdings" w:hint="default"/>
+        <w:sz w:val="20"/>
+      </w:rPr>
+    </w:lvl>
+    <w:lvl w:ilvl="5" w:tentative="1">
+      <w:start w:val="1"/>
+      <w:numFmt w:val="bullet"/>
+      <w:lvlText w:val=""/>
+      <w:lvlJc w:val="left"/>
+      <w:pPr>
+        <w:tabs>
+          <w:tab w:val="num" w:pos="4680"/>
+        </w:tabs>
+        <w:ind w:left="4680" w:hanging="360"/>
+      </w:pPr>
+      <w:rPr>
+        <w:rFonts w:ascii="Wingdings" w:hAnsi="Wingdings" w:hint="default"/>
+        <w:sz w:val="20"/>
+      </w:rPr>
+    </w:lvl>
+    <w:lvl w:ilvl="6" w:tentative="1">
+      <w:start w:val="1"/>
+      <w:numFmt w:val="bullet"/>
+      <w:lvlText w:val=""/>
+      <w:lvlJc w:val="left"/>
+      <w:pPr>
+        <w:tabs>
+          <w:tab w:val="num" w:pos="5400"/>
+        </w:tabs>
+        <w:ind w:left="5400" w:hanging="360"/>
+      </w:pPr>
+      <w:rPr>
+        <w:rFonts w:ascii="Wingdings" w:hAnsi="Wingdings" w:hint="default"/>
+        <w:sz w:val="20"/>
+      </w:rPr>
+    </w:lvl>
+    <w:lvl w:ilvl="7" w:tentative="1">
+      <w:start w:val="1"/>
+      <w:numFmt w:val="bullet"/>
+      <w:lvlText w:val=""/>
+      <w:lvlJc w:val="left"/>
+      <w:pPr>
+        <w:tabs>
+          <w:tab w:val="num" w:pos="6120"/>
+        </w:tabs>
+        <w:ind w:left="6120" w:hanging="360"/>
+      </w:pPr>
+      <w:rPr>
+        <w:rFonts w:ascii="Wingdings" w:hAnsi="Wingdings" w:hint="default"/>
+        <w:sz w:val="20"/>
+      </w:rPr>
+    </w:lvl>
+    <w:lvl w:ilvl="8" w:tentative="1">
+      <w:start w:val="1"/>
+      <w:numFmt w:val="bullet"/>
+      <w:lvlText w:val=""/>
+      <w:lvlJc w:val="left"/>
+      <w:pPr>
+        <w:tabs>
+          <w:tab w:val="num" w:pos="6840"/>
+        </w:tabs>
+        <w:ind w:left="6840" w:hanging="360"/>
+      </w:pPr>
+      <w:rPr>
+        <w:rFonts w:ascii="Wingdings" w:hAnsi="Wingdings" w:hint="default"/>
+        <w:sz w:val="20"/>
+      </w:rPr>
+    </w:lvl>
+  </w:abstractNum>
+  <w:abstractNum w:abstractNumId="6" w15:restartNumberingAfterBreak="0">
+    <w:nsid w:val="3E545E21"/>
+    <w:multiLevelType w:val="multilevel"/>
+    <w:tmpl w:val="C550030C"/>
+    <w:lvl w:ilvl="0">
+      <w:start w:val="1"/>
+      <w:numFmt w:val="bullet"/>
+      <w:lvlText w:val=""/>
+      <w:lvlJc w:val="left"/>
+      <w:pPr>
+        <w:tabs>
+          <w:tab w:val="num" w:pos="720"/>
+        </w:tabs>
+        <w:ind w:left="720" w:hanging="360"/>
+      </w:pPr>
+      <w:rPr>
+        <w:rFonts w:ascii="Symbol" w:hAnsi="Symbol" w:hint="default"/>
+        <w:sz w:val="20"/>
+      </w:rPr>
+    </w:lvl>
+    <w:lvl w:ilvl="1" w:tentative="1">
+      <w:start w:val="1"/>
+      <w:numFmt w:val="bullet"/>
+      <w:lvlText w:val="o"/>
+      <w:lvlJc w:val="left"/>
+      <w:pPr>
+        <w:tabs>
+          <w:tab w:val="num" w:pos="1440"/>
+        </w:tabs>
+        <w:ind w:left="1440" w:hanging="360"/>
+      </w:pPr>
+      <w:rPr>
+        <w:rFonts w:ascii="Courier New" w:hAnsi="Courier New" w:hint="default"/>
+        <w:sz w:val="20"/>
+      </w:rPr>
+    </w:lvl>
+    <w:lvl w:ilvl="2" w:tentative="1">
+      <w:start w:val="1"/>
+      <w:numFmt w:val="bullet"/>
+      <w:lvlText w:val=""/>
+      <w:lvlJc w:val="left"/>
+      <w:pPr>
+        <w:tabs>
+          <w:tab w:val="num" w:pos="2160"/>
+        </w:tabs>
+        <w:ind w:left="2160" w:hanging="360"/>
+      </w:pPr>
+      <w:rPr>
+        <w:rFonts w:ascii="Wingdings" w:hAnsi="Wingdings" w:hint="default"/>
+        <w:sz w:val="20"/>
+      </w:rPr>
+    </w:lvl>
+    <w:lvl w:ilvl="3" w:tentative="1">
+      <w:start w:val="1"/>
+      <w:numFmt w:val="bullet"/>
+      <w:lvlText w:val=""/>
+      <w:lvlJc w:val="left"/>
+      <w:pPr>
+        <w:tabs>
+          <w:tab w:val="num" w:pos="2880"/>
+        </w:tabs>
+        <w:ind w:left="2880" w:hanging="360"/>
+      </w:pPr>
+      <w:rPr>
+        <w:rFonts w:ascii="Wingdings" w:hAnsi="Wingdings" w:hint="default"/>
+        <w:sz w:val="20"/>
+      </w:rPr>
+    </w:lvl>
+    <w:lvl w:ilvl="4" w:tentative="1">
+      <w:start w:val="1"/>
+      <w:numFmt w:val="bullet"/>
+      <w:lvlText w:val=""/>
+      <w:lvlJc w:val="left"/>
+      <w:pPr>
+        <w:tabs>
+          <w:tab w:val="num" w:pos="3600"/>
+        </w:tabs>
+        <w:ind w:left="3600" w:hanging="360"/>
+      </w:pPr>
+      <w:rPr>
+        <w:rFonts w:ascii="Wingdings" w:hAnsi="Wingdings" w:hint="default"/>
+        <w:sz w:val="20"/>
+      </w:rPr>
+    </w:lvl>
+    <w:lvl w:ilvl="5" w:tentative="1">
+      <w:start w:val="1"/>
+      <w:numFmt w:val="bullet"/>
+      <w:lvlText w:val=""/>
+      <w:lvlJc w:val="left"/>
+      <w:pPr>
+        <w:tabs>
+          <w:tab w:val="num" w:pos="4320"/>
+        </w:tabs>
+        <w:ind w:left="4320" w:hanging="360"/>
+      </w:pPr>
+      <w:rPr>
+        <w:rFonts w:ascii="Wingdings" w:hAnsi="Wingdings" w:hint="default"/>
+        <w:sz w:val="20"/>
+      </w:rPr>
+    </w:lvl>
+    <w:lvl w:ilvl="6" w:tentative="1">
+      <w:start w:val="1"/>
+      <w:numFmt w:val="bullet"/>
+      <w:lvlText w:val=""/>
+      <w:lvlJc w:val="left"/>
+      <w:pPr>
+        <w:tabs>
+          <w:tab w:val="num" w:pos="5040"/>
+        </w:tabs>
+        <w:ind w:left="5040" w:hanging="360"/>
+      </w:pPr>
+      <w:rPr>
+        <w:rFonts w:ascii="Wingdings" w:hAnsi="Wingdings" w:hint="default"/>
+        <w:sz w:val="20"/>
+      </w:rPr>
+    </w:lvl>
+    <w:lvl w:ilvl="7" w:tentative="1">
+      <w:start w:val="1"/>
+      <w:numFmt w:val="bullet"/>
+      <w:lvlText w:val=""/>
+      <w:lvlJc w:val="left"/>
+      <w:pPr>
+        <w:tabs>
+          <w:tab w:val="num" w:pos="5760"/>
+        </w:tabs>
+        <w:ind w:left="5760" w:hanging="360"/>
+      </w:pPr>
+      <w:rPr>
+        <w:rFonts w:ascii="Wingdings" w:hAnsi="Wingdings" w:hint="default"/>
+        <w:sz w:val="20"/>
+      </w:rPr>
+    </w:lvl>
+    <w:lvl w:ilvl="8" w:tentative="1">
+      <w:start w:val="1"/>
+      <w:numFmt w:val="bullet"/>
+      <w:lvlText w:val=""/>
+      <w:lvlJc w:val="left"/>
+      <w:pPr>
+        <w:tabs>
+          <w:tab w:val="num" w:pos="6480"/>
+        </w:tabs>
+        <w:ind w:left="6480" w:hanging="360"/>
+      </w:pPr>
+      <w:rPr>
+        <w:rFonts w:ascii="Wingdings" w:hAnsi="Wingdings" w:hint="default"/>
+        <w:sz w:val="20"/>
+      </w:rPr>
+    </w:lvl>
+  </w:abstractNum>
+  <w:abstractNum w:abstractNumId="7" w15:restartNumberingAfterBreak="0">
+    <w:nsid w:val="48923A84"/>
+    <w:multiLevelType w:val="multilevel"/>
+    <w:tmpl w:val="3D4619F4"/>
+    <w:lvl w:ilvl="0">
+      <w:start w:val="1"/>
+      <w:numFmt w:val="bullet"/>
+      <w:lvlText w:val=""/>
+      <w:lvlJc w:val="left"/>
+      <w:pPr>
+        <w:tabs>
+          <w:tab w:val="num" w:pos="1080"/>
+        </w:tabs>
+        <w:ind w:left="1080" w:hanging="360"/>
+      </w:pPr>
+      <w:rPr>
+        <w:rFonts w:ascii="Symbol" w:hAnsi="Symbol" w:hint="default"/>
+        <w:sz w:val="20"/>
+      </w:rPr>
+    </w:lvl>
+    <w:lvl w:ilvl="1" w:tentative="1">
+      <w:start w:val="1"/>
+      <w:numFmt w:val="bullet"/>
+      <w:lvlText w:val="o"/>
+      <w:lvlJc w:val="left"/>
+      <w:pPr>
+        <w:tabs>
+          <w:tab w:val="num" w:pos="1800"/>
+        </w:tabs>
+        <w:ind w:left="1800" w:hanging="360"/>
+      </w:pPr>
+      <w:rPr>
+        <w:rFonts w:ascii="Courier New" w:hAnsi="Courier New" w:hint="default"/>
+        <w:sz w:val="20"/>
+      </w:rPr>
+    </w:lvl>
+    <w:lvl w:ilvl="2" w:tentative="1">
+      <w:start w:val="1"/>
+      <w:numFmt w:val="bullet"/>
+      <w:lvlText w:val=""/>
+      <w:lvlJc w:val="left"/>
+      <w:pPr>
+        <w:tabs>
+          <w:tab w:val="num" w:pos="2520"/>
+        </w:tabs>
+        <w:ind w:left="2520" w:hanging="360"/>
+      </w:pPr>
+      <w:rPr>
+        <w:rFonts w:ascii="Wingdings" w:hAnsi="Wingdings" w:hint="default"/>
+        <w:sz w:val="20"/>
+      </w:rPr>
+    </w:lvl>
+    <w:lvl w:ilvl="3" w:tentative="1">
+      <w:start w:val="1"/>
+      <w:numFmt w:val="bullet"/>
+      <w:lvlText w:val=""/>
+      <w:lvlJc w:val="left"/>
+      <w:pPr>
+        <w:tabs>
+          <w:tab w:val="num" w:pos="3240"/>
+        </w:tabs>
+        <w:ind w:left="3240" w:hanging="360"/>
+      </w:pPr>
+      <w:rPr>
+        <w:rFonts w:ascii="Wingdings" w:hAnsi="Wingdings" w:hint="default"/>
+        <w:sz w:val="20"/>
+      </w:rPr>
+    </w:lvl>
+    <w:lvl w:ilvl="4" w:tentative="1">
+      <w:start w:val="1"/>
+      <w:numFmt w:val="bullet"/>
+      <w:lvlText w:val=""/>
+      <w:lvlJc w:val="left"/>
+      <w:pPr>
+        <w:tabs>
+          <w:tab w:val="num" w:pos="3960"/>
+        </w:tabs>
+        <w:ind w:left="3960" w:hanging="360"/>
+      </w:pPr>
+      <w:rPr>
+        <w:rFonts w:ascii="Wingdings" w:hAnsi="Wingdings" w:hint="default"/>
+        <w:sz w:val="20"/>
+      </w:rPr>
+    </w:lvl>
+    <w:lvl w:ilvl="5" w:tentative="1">
+      <w:start w:val="1"/>
+      <w:numFmt w:val="bullet"/>
+      <w:lvlText w:val=""/>
+      <w:lvlJc w:val="left"/>
+      <w:pPr>
+        <w:tabs>
+          <w:tab w:val="num" w:pos="4680"/>
+        </w:tabs>
+        <w:ind w:left="4680" w:hanging="360"/>
+      </w:pPr>
+      <w:rPr>
+        <w:rFonts w:ascii="Wingdings" w:hAnsi="Wingdings" w:hint="default"/>
+        <w:sz w:val="20"/>
+      </w:rPr>
+    </w:lvl>
+    <w:lvl w:ilvl="6" w:tentative="1">
+      <w:start w:val="1"/>
+      <w:numFmt w:val="bullet"/>
+      <w:lvlText w:val=""/>
+      <w:lvlJc w:val="left"/>
+      <w:pPr>
+        <w:tabs>
+          <w:tab w:val="num" w:pos="5400"/>
+        </w:tabs>
+        <w:ind w:left="5400" w:hanging="360"/>
+      </w:pPr>
+      <w:rPr>
+        <w:rFonts w:ascii="Wingdings" w:hAnsi="Wingdings" w:hint="default"/>
+        <w:sz w:val="20"/>
+      </w:rPr>
+    </w:lvl>
+    <w:lvl w:ilvl="7" w:tentative="1">
+      <w:start w:val="1"/>
+      <w:numFmt w:val="bullet"/>
+      <w:lvlText w:val=""/>
+      <w:lvlJc w:val="left"/>
+      <w:pPr>
+        <w:tabs>
+          <w:tab w:val="num" w:pos="6120"/>
+        </w:tabs>
+        <w:ind w:left="6120" w:hanging="360"/>
+      </w:pPr>
+      <w:rPr>
+        <w:rFonts w:ascii="Wingdings" w:hAnsi="Wingdings" w:hint="default"/>
+        <w:sz w:val="20"/>
+      </w:rPr>
+    </w:lvl>
+    <w:lvl w:ilvl="8" w:tentative="1">
+      <w:start w:val="1"/>
+      <w:numFmt w:val="bullet"/>
+      <w:lvlText w:val=""/>
+      <w:lvlJc w:val="left"/>
+      <w:pPr>
+        <w:tabs>
+          <w:tab w:val="num" w:pos="6840"/>
+        </w:tabs>
+        <w:ind w:left="6840" w:hanging="360"/>
+      </w:pPr>
+      <w:rPr>
+        <w:rFonts w:ascii="Wingdings" w:hAnsi="Wingdings" w:hint="default"/>
+        <w:sz w:val="20"/>
+      </w:rPr>
+    </w:lvl>
+  </w:abstractNum>
+  <w:abstractNum w:abstractNumId="8" w15:restartNumberingAfterBreak="0">
+    <w:nsid w:val="48E368E3"/>
+    <w:multiLevelType w:val="multilevel"/>
+    <w:tmpl w:val="0E60DFAE"/>
+    <w:lvl w:ilvl="0">
+      <w:start w:val="1"/>
+      <w:numFmt w:val="bullet"/>
+      <w:lvlText w:val=""/>
+      <w:lvlJc w:val="left"/>
+      <w:pPr>
+        <w:tabs>
+          <w:tab w:val="num" w:pos="1080"/>
+        </w:tabs>
+        <w:ind w:left="1080" w:hanging="360"/>
+      </w:pPr>
+      <w:rPr>
+        <w:rFonts w:ascii="Symbol" w:hAnsi="Symbol" w:hint="default"/>
+        <w:sz w:val="20"/>
+      </w:rPr>
+    </w:lvl>
+    <w:lvl w:ilvl="1" w:tentative="1">
+      <w:start w:val="1"/>
+      <w:numFmt w:val="bullet"/>
+      <w:lvlText w:val="o"/>
+      <w:lvlJc w:val="left"/>
+      <w:pPr>
+        <w:tabs>
+          <w:tab w:val="num" w:pos="1800"/>
+        </w:tabs>
+        <w:ind w:left="1800" w:hanging="360"/>
+      </w:pPr>
+      <w:rPr>
+        <w:rFonts w:ascii="Courier New" w:hAnsi="Courier New" w:hint="default"/>
+        <w:sz w:val="20"/>
+      </w:rPr>
+    </w:lvl>
+    <w:lvl w:ilvl="2" w:tentative="1">
+      <w:start w:val="1"/>
+      <w:numFmt w:val="bullet"/>
+      <w:lvlText w:val=""/>
+      <w:lvlJc w:val="left"/>
+      <w:pPr>
+        <w:tabs>
+          <w:tab w:val="num" w:pos="2520"/>
+        </w:tabs>
+        <w:ind w:left="2520" w:hanging="360"/>
+      </w:pPr>
+      <w:rPr>
+        <w:rFonts w:ascii="Wingdings" w:hAnsi="Wingdings" w:hint="default"/>
+        <w:sz w:val="20"/>
+      </w:rPr>
+    </w:lvl>
+    <w:lvl w:ilvl="3" w:tentative="1">
+      <w:start w:val="1"/>
+      <w:numFmt w:val="bullet"/>
+      <w:lvlText w:val=""/>
+      <w:lvlJc w:val="left"/>
+      <w:pPr>
+        <w:tabs>
+          <w:tab w:val="num" w:pos="3240"/>
+        </w:tabs>
+        <w:ind w:left="3240" w:hanging="360"/>
+      </w:pPr>
+      <w:rPr>
+        <w:rFonts w:ascii="Wingdings" w:hAnsi="Wingdings" w:hint="default"/>
+        <w:sz w:val="20"/>
+      </w:rPr>
+    </w:lvl>
+    <w:lvl w:ilvl="4" w:tentative="1">
+      <w:start w:val="1"/>
+      <w:numFmt w:val="bullet"/>
+      <w:lvlText w:val=""/>
+      <w:lvlJc w:val="left"/>
+      <w:pPr>
+        <w:tabs>
+          <w:tab w:val="num" w:pos="3960"/>
+        </w:tabs>
+        <w:ind w:left="3960" w:hanging="360"/>
+      </w:pPr>
+      <w:rPr>
+        <w:rFonts w:ascii="Wingdings" w:hAnsi="Wingdings" w:hint="default"/>
+        <w:sz w:val="20"/>
+      </w:rPr>
+    </w:lvl>
+    <w:lvl w:ilvl="5" w:tentative="1">
+      <w:start w:val="1"/>
+      <w:numFmt w:val="bullet"/>
+      <w:lvlText w:val=""/>
+      <w:lvlJc w:val="left"/>
+      <w:pPr>
+        <w:tabs>
+          <w:tab w:val="num" w:pos="4680"/>
+        </w:tabs>
+        <w:ind w:left="4680" w:hanging="360"/>
+      </w:pPr>
+      <w:rPr>
+        <w:rFonts w:ascii="Wingdings" w:hAnsi="Wingdings" w:hint="default"/>
+        <w:sz w:val="20"/>
+      </w:rPr>
+    </w:lvl>
+    <w:lvl w:ilvl="6" w:tentative="1">
+      <w:start w:val="1"/>
+      <w:numFmt w:val="bullet"/>
+      <w:lvlText w:val=""/>
+      <w:lvlJc w:val="left"/>
+      <w:pPr>
+        <w:tabs>
+          <w:tab w:val="num" w:pos="5400"/>
+        </w:tabs>
+        <w:ind w:left="5400" w:hanging="360"/>
+      </w:pPr>
+      <w:rPr>
+        <w:rFonts w:ascii="Wingdings" w:hAnsi="Wingdings" w:hint="default"/>
+        <w:sz w:val="20"/>
+      </w:rPr>
+    </w:lvl>
+    <w:lvl w:ilvl="7" w:tentative="1">
+      <w:start w:val="1"/>
+      <w:numFmt w:val="bullet"/>
+      <w:lvlText w:val=""/>
+      <w:lvlJc w:val="left"/>
+      <w:pPr>
+        <w:tabs>
+          <w:tab w:val="num" w:pos="6120"/>
+        </w:tabs>
+        <w:ind w:left="6120" w:hanging="360"/>
+      </w:pPr>
+      <w:rPr>
+        <w:rFonts w:ascii="Wingdings" w:hAnsi="Wingdings" w:hint="default"/>
+        <w:sz w:val="20"/>
+      </w:rPr>
+    </w:lvl>
+    <w:lvl w:ilvl="8" w:tentative="1">
+      <w:start w:val="1"/>
+      <w:numFmt w:val="bullet"/>
+      <w:lvlText w:val=""/>
+      <w:lvlJc w:val="left"/>
+      <w:pPr>
+        <w:tabs>
+          <w:tab w:val="num" w:pos="6840"/>
+        </w:tabs>
+        <w:ind w:left="6840" w:hanging="360"/>
+      </w:pPr>
+      <w:rPr>
+        <w:rFonts w:ascii="Wingdings" w:hAnsi="Wingdings" w:hint="default"/>
+        <w:sz w:val="20"/>
+      </w:rPr>
+    </w:lvl>
+  </w:abstractNum>
+  <w:abstractNum w:abstractNumId="9" w15:restartNumberingAfterBreak="0">
+    <w:nsid w:val="58080353"/>
+    <w:multiLevelType w:val="multilevel"/>
+    <w:tmpl w:val="4A7E271A"/>
+    <w:lvl w:ilvl="0">
+      <w:start w:val="1"/>
+      <w:numFmt w:val="bullet"/>
+      <w:lvlText w:val=""/>
+      <w:lvlJc w:val="left"/>
+      <w:pPr>
+        <w:tabs>
+          <w:tab w:val="num" w:pos="1080"/>
+        </w:tabs>
+        <w:ind w:left="1080" w:hanging="360"/>
+      </w:pPr>
+      <w:rPr>
+        <w:rFonts w:ascii="Symbol" w:hAnsi="Symbol" w:hint="default"/>
+        <w:sz w:val="20"/>
+      </w:rPr>
+    </w:lvl>
+    <w:lvl w:ilvl="1" w:tentative="1">
+      <w:start w:val="1"/>
+      <w:numFmt w:val="bullet"/>
+      <w:lvlText w:val="o"/>
+      <w:lvlJc w:val="left"/>
+      <w:pPr>
+        <w:tabs>
+          <w:tab w:val="num" w:pos="1800"/>
+        </w:tabs>
+        <w:ind w:left="1800" w:hanging="360"/>
+      </w:pPr>
+      <w:rPr>
+        <w:rFonts w:ascii="Courier New" w:hAnsi="Courier New" w:hint="default"/>
+        <w:sz w:val="20"/>
+      </w:rPr>
+    </w:lvl>
+    <w:lvl w:ilvl="2" w:tentative="1">
+      <w:start w:val="1"/>
+      <w:numFmt w:val="bullet"/>
+      <w:lvlText w:val=""/>
+      <w:lvlJc w:val="left"/>
+      <w:pPr>
+        <w:tabs>
+          <w:tab w:val="num" w:pos="2520"/>
+        </w:tabs>
+        <w:ind w:left="2520" w:hanging="360"/>
+      </w:pPr>
+      <w:rPr>
+        <w:rFonts w:ascii="Wingdings" w:hAnsi="Wingdings" w:hint="default"/>
+        <w:sz w:val="20"/>
+      </w:rPr>
+    </w:lvl>
+    <w:lvl w:ilvl="3" w:tentative="1">
+      <w:start w:val="1"/>
+      <w:numFmt w:val="bullet"/>
+      <w:lvlText w:val=""/>
+      <w:lvlJc w:val="left"/>
+      <w:pPr>
+        <w:tabs>
+          <w:tab w:val="num" w:pos="3240"/>
+        </w:tabs>
+        <w:ind w:left="3240" w:hanging="360"/>
+      </w:pPr>
+      <w:rPr>
+        <w:rFonts w:ascii="Wingdings" w:hAnsi="Wingdings" w:hint="default"/>
+        <w:sz w:val="20"/>
+      </w:rPr>
+    </w:lvl>
+    <w:lvl w:ilvl="4" w:tentative="1">
+      <w:start w:val="1"/>
+      <w:numFmt w:val="bullet"/>
+      <w:lvlText w:val=""/>
+      <w:lvlJc w:val="left"/>
+      <w:pPr>
+        <w:tabs>
+          <w:tab w:val="num" w:pos="3960"/>
+        </w:tabs>
+        <w:ind w:left="3960" w:hanging="360"/>
+      </w:pPr>
+      <w:rPr>
+        <w:rFonts w:ascii="Wingdings" w:hAnsi="Wingdings" w:hint="default"/>
+        <w:sz w:val="20"/>
+      </w:rPr>
+    </w:lvl>
+    <w:lvl w:ilvl="5" w:tentative="1">
+      <w:start w:val="1"/>
+      <w:numFmt w:val="bullet"/>
+      <w:lvlText w:val=""/>
+      <w:lvlJc w:val="left"/>
+      <w:pPr>
+        <w:tabs>
+          <w:tab w:val="num" w:pos="4680"/>
+        </w:tabs>
+        <w:ind w:left="4680" w:hanging="360"/>
+      </w:pPr>
+      <w:rPr>
+        <w:rFonts w:ascii="Wingdings" w:hAnsi="Wingdings" w:hint="default"/>
+        <w:sz w:val="20"/>
+      </w:rPr>
+    </w:lvl>
+    <w:lvl w:ilvl="6" w:tentative="1">
+      <w:start w:val="1"/>
+      <w:numFmt w:val="bullet"/>
+      <w:lvlText w:val=""/>
+      <w:lvlJc w:val="left"/>
+      <w:pPr>
+        <w:tabs>
+          <w:tab w:val="num" w:pos="5400"/>
+        </w:tabs>
+        <w:ind w:left="5400" w:hanging="360"/>
+      </w:pPr>
+      <w:rPr>
+        <w:rFonts w:ascii="Wingdings" w:hAnsi="Wingdings" w:hint="default"/>
+        <w:sz w:val="20"/>
+      </w:rPr>
+    </w:lvl>
+    <w:lvl w:ilvl="7" w:tentative="1">
+      <w:start w:val="1"/>
+      <w:numFmt w:val="bullet"/>
+      <w:lvlText w:val=""/>
+      <w:lvlJc w:val="left"/>
+      <w:pPr>
+        <w:tabs>
+          <w:tab w:val="num" w:pos="6120"/>
+        </w:tabs>
+        <w:ind w:left="6120" w:hanging="360"/>
+      </w:pPr>
+      <w:rPr>
+        <w:rFonts w:ascii="Wingdings" w:hAnsi="Wingdings" w:hint="default"/>
+        <w:sz w:val="20"/>
+      </w:rPr>
+    </w:lvl>
+    <w:lvl w:ilvl="8" w:tentative="1">
+      <w:start w:val="1"/>
+      <w:numFmt w:val="bullet"/>
+      <w:lvlText w:val=""/>
+      <w:lvlJc w:val="left"/>
+      <w:pPr>
+        <w:tabs>
+          <w:tab w:val="num" w:pos="6840"/>
+        </w:tabs>
+        <w:ind w:left="6840" w:hanging="360"/>
+      </w:pPr>
+      <w:rPr>
+        <w:rFonts w:ascii="Wingdings" w:hAnsi="Wingdings" w:hint="default"/>
+        <w:sz w:val="20"/>
+      </w:rPr>
+    </w:lvl>
+  </w:abstractNum>
+  <w:abstractNum w:abstractNumId="10" w15:restartNumberingAfterBreak="0">
+    <w:nsid w:val="630F039F"/>
+    <w:multiLevelType w:val="multilevel"/>
+    <w:tmpl w:val="58C60A78"/>
+    <w:lvl w:ilvl="0">
+      <w:start w:val="1"/>
+      <w:numFmt w:val="bullet"/>
+      <w:lvlText w:val=""/>
+      <w:lvlJc w:val="left"/>
+      <w:pPr>
+        <w:tabs>
+          <w:tab w:val="num" w:pos="1080"/>
+        </w:tabs>
+        <w:ind w:left="1080" w:hanging="360"/>
+      </w:pPr>
+      <w:rPr>
+        <w:rFonts w:ascii="Symbol" w:hAnsi="Symbol" w:hint="default"/>
+        <w:sz w:val="20"/>
+      </w:rPr>
+    </w:lvl>
+    <w:lvl w:ilvl="1" w:tentative="1">
+      <w:start w:val="1"/>
+      <w:numFmt w:val="bullet"/>
+      <w:lvlText w:val="o"/>
+      <w:lvlJc w:val="left"/>
+      <w:pPr>
+        <w:tabs>
+          <w:tab w:val="num" w:pos="1800"/>
+        </w:tabs>
+        <w:ind w:left="1800" w:hanging="360"/>
+      </w:pPr>
+      <w:rPr>
+        <w:rFonts w:ascii="Courier New" w:hAnsi="Courier New" w:hint="default"/>
+        <w:sz w:val="20"/>
+      </w:rPr>
+    </w:lvl>
+    <w:lvl w:ilvl="2" w:tentative="1">
+      <w:start w:val="1"/>
+      <w:numFmt w:val="bullet"/>
+      <w:lvlText w:val=""/>
+      <w:lvlJc w:val="left"/>
+      <w:pPr>
+        <w:tabs>
+          <w:tab w:val="num" w:pos="2520"/>
+        </w:tabs>
+        <w:ind w:left="2520" w:hanging="360"/>
+      </w:pPr>
+      <w:rPr>
+        <w:rFonts w:ascii="Wingdings" w:hAnsi="Wingdings" w:hint="default"/>
+        <w:sz w:val="20"/>
+      </w:rPr>
+    </w:lvl>
+    <w:lvl w:ilvl="3" w:tentative="1">
+      <w:start w:val="1"/>
+      <w:numFmt w:val="bullet"/>
+      <w:lvlText w:val=""/>
+      <w:lvlJc w:val="left"/>
+      <w:pPr>
+        <w:tabs>
+          <w:tab w:val="num" w:pos="3240"/>
+        </w:tabs>
+        <w:ind w:left="3240" w:hanging="360"/>
+      </w:pPr>
+      <w:rPr>
+        <w:rFonts w:ascii="Wingdings" w:hAnsi="Wingdings" w:hint="default"/>
+        <w:sz w:val="20"/>
+      </w:rPr>
+    </w:lvl>
+    <w:lvl w:ilvl="4" w:tentative="1">
+      <w:start w:val="1"/>
+      <w:numFmt w:val="bullet"/>
+      <w:lvlText w:val=""/>
+      <w:lvlJc w:val="left"/>
+      <w:pPr>
+        <w:tabs>
+          <w:tab w:val="num" w:pos="3960"/>
+        </w:tabs>
+        <w:ind w:left="3960" w:hanging="360"/>
+      </w:pPr>
+      <w:rPr>
+        <w:rFonts w:ascii="Wingdings" w:hAnsi="Wingdings" w:hint="default"/>
+        <w:sz w:val="20"/>
+      </w:rPr>
+    </w:lvl>
+    <w:lvl w:ilvl="5" w:tentative="1">
+      <w:start w:val="1"/>
+      <w:numFmt w:val="bullet"/>
+      <w:lvlText w:val=""/>
+      <w:lvlJc w:val="left"/>
+      <w:pPr>
+        <w:tabs>
+          <w:tab w:val="num" w:pos="4680"/>
+        </w:tabs>
+        <w:ind w:left="4680" w:hanging="360"/>
+      </w:pPr>
+      <w:rPr>
+        <w:rFonts w:ascii="Wingdings" w:hAnsi="Wingdings" w:hint="default"/>
+        <w:sz w:val="20"/>
+      </w:rPr>
+    </w:lvl>
+    <w:lvl w:ilvl="6" w:tentative="1">
+      <w:start w:val="1"/>
+      <w:numFmt w:val="bullet"/>
+      <w:lvlText w:val=""/>
+      <w:lvlJc w:val="left"/>
+      <w:pPr>
+        <w:tabs>
+          <w:tab w:val="num" w:pos="5400"/>
+        </w:tabs>
+        <w:ind w:left="5400" w:hanging="360"/>
+      </w:pPr>
+      <w:rPr>
+        <w:rFonts w:ascii="Wingdings" w:hAnsi="Wingdings" w:hint="default"/>
+        <w:sz w:val="20"/>
+      </w:rPr>
+    </w:lvl>
+    <w:lvl w:ilvl="7" w:tentative="1">
+      <w:start w:val="1"/>
+      <w:numFmt w:val="bullet"/>
+      <w:lvlText w:val=""/>
+      <w:lvlJc w:val="left"/>
+      <w:pPr>
+        <w:tabs>
+          <w:tab w:val="num" w:pos="6120"/>
+        </w:tabs>
+        <w:ind w:left="6120" w:hanging="360"/>
+      </w:pPr>
+      <w:rPr>
+        <w:rFonts w:ascii="Wingdings" w:hAnsi="Wingdings" w:hint="default"/>
+        <w:sz w:val="20"/>
+      </w:rPr>
+    </w:lvl>
+    <w:lvl w:ilvl="8" w:tentative="1">
+      <w:start w:val="1"/>
+      <w:numFmt w:val="bullet"/>
+      <w:lvlText w:val=""/>
+      <w:lvlJc w:val="left"/>
+      <w:pPr>
+        <w:tabs>
+          <w:tab w:val="num" w:pos="6840"/>
+        </w:tabs>
+        <w:ind w:left="6840" w:hanging="360"/>
+      </w:pPr>
+      <w:rPr>
+        <w:rFonts w:ascii="Wingdings" w:hAnsi="Wingdings" w:hint="default"/>
+        <w:sz w:val="20"/>
+      </w:rPr>
+    </w:lvl>
+  </w:abstractNum>
+  <w:abstractNum w:abstractNumId="11" w15:restartNumberingAfterBreak="0">
+    <w:nsid w:val="75772113"/>
+    <w:multiLevelType w:val="multilevel"/>
+    <w:tmpl w:val="08784EDA"/>
+    <w:lvl w:ilvl="0">
+      <w:start w:val="1"/>
+      <w:numFmt w:val="bullet"/>
+      <w:lvlText w:val=""/>
+      <w:lvlJc w:val="left"/>
+      <w:pPr>
+        <w:tabs>
+          <w:tab w:val="num" w:pos="1080"/>
+        </w:tabs>
+        <w:ind w:left="1080" w:hanging="360"/>
+      </w:pPr>
+      <w:rPr>
+        <w:rFonts w:ascii="Symbol" w:hAnsi="Symbol" w:hint="default"/>
+        <w:sz w:val="20"/>
+      </w:rPr>
+    </w:lvl>
+    <w:lvl w:ilvl="1" w:tentative="1">
+      <w:start w:val="1"/>
+      <w:numFmt w:val="bullet"/>
+      <w:lvlText w:val="o"/>
+      <w:lvlJc w:val="left"/>
+      <w:pPr>
+        <w:tabs>
+          <w:tab w:val="num" w:pos="1800"/>
+        </w:tabs>
+        <w:ind w:left="1800" w:hanging="360"/>
+      </w:pPr>
+      <w:rPr>
+        <w:rFonts w:ascii="Courier New" w:hAnsi="Courier New" w:hint="default"/>
+        <w:sz w:val="20"/>
+      </w:rPr>
+    </w:lvl>
+    <w:lvl w:ilvl="2" w:tentative="1">
+      <w:start w:val="1"/>
+      <w:numFmt w:val="bullet"/>
+      <w:lvlText w:val=""/>
+      <w:lvlJc w:val="left"/>
+      <w:pPr>
+        <w:tabs>
+          <w:tab w:val="num" w:pos="2520"/>
+        </w:tabs>
+        <w:ind w:left="2520" w:hanging="360"/>
+      </w:pPr>
+      <w:rPr>
+        <w:rFonts w:ascii="Wingdings" w:hAnsi="Wingdings" w:hint="default"/>
+        <w:sz w:val="20"/>
+      </w:rPr>
+    </w:lvl>
+    <w:lvl w:ilvl="3" w:tentative="1">
+      <w:start w:val="1"/>
+      <w:numFmt w:val="bullet"/>
+      <w:lvlText w:val=""/>
+      <w:lvlJc w:val="left"/>
+      <w:pPr>
+        <w:tabs>
+          <w:tab w:val="num" w:pos="3240"/>
+        </w:tabs>
+        <w:ind w:left="3240" w:hanging="360"/>
+      </w:pPr>
+      <w:rPr>
+        <w:rFonts w:ascii="Wingdings" w:hAnsi="Wingdings" w:hint="default"/>
+        <w:sz w:val="20"/>
+      </w:rPr>
+    </w:lvl>
+    <w:lvl w:ilvl="4" w:tentative="1">
+      <w:start w:val="1"/>
+      <w:numFmt w:val="bullet"/>
+      <w:lvlText w:val=""/>
+      <w:lvlJc w:val="left"/>
+      <w:pPr>
+        <w:tabs>
+          <w:tab w:val="num" w:pos="3960"/>
+        </w:tabs>
+        <w:ind w:left="3960" w:hanging="360"/>
+      </w:pPr>
+      <w:rPr>
+        <w:rFonts w:ascii="Wingdings" w:hAnsi="Wingdings" w:hint="default"/>
+        <w:sz w:val="20"/>
+      </w:rPr>
+    </w:lvl>
+    <w:lvl w:ilvl="5" w:tentative="1">
+      <w:start w:val="1"/>
+      <w:numFmt w:val="bullet"/>
+      <w:lvlText w:val=""/>
+      <w:lvlJc w:val="left"/>
+      <w:pPr>
+        <w:tabs>
+          <w:tab w:val="num" w:pos="4680"/>
+        </w:tabs>
+        <w:ind w:left="4680" w:hanging="360"/>
+      </w:pPr>
+      <w:rPr>
+        <w:rFonts w:ascii="Wingdings" w:hAnsi="Wingdings" w:hint="default"/>
+        <w:sz w:val="20"/>
+      </w:rPr>
+    </w:lvl>
+    <w:lvl w:ilvl="6" w:tentative="1">
+      <w:start w:val="1"/>
+      <w:numFmt w:val="bullet"/>
+      <w:lvlText w:val=""/>
+      <w:lvlJc w:val="left"/>
+      <w:pPr>
+        <w:tabs>
+          <w:tab w:val="num" w:pos="5400"/>
+        </w:tabs>
+        <w:ind w:left="5400" w:hanging="360"/>
+      </w:pPr>
+      <w:rPr>
+        <w:rFonts w:ascii="Wingdings" w:hAnsi="Wingdings" w:hint="default"/>
+        <w:sz w:val="20"/>
+      </w:rPr>
+    </w:lvl>
+    <w:lvl w:ilvl="7" w:tentative="1">
+      <w:start w:val="1"/>
+      <w:numFmt w:val="bullet"/>
+      <w:lvlText w:val=""/>
+      <w:lvlJc w:val="left"/>
+      <w:pPr>
+        <w:tabs>
+          <w:tab w:val="num" w:pos="6120"/>
+        </w:tabs>
+        <w:ind w:left="6120" w:hanging="360"/>
+      </w:pPr>
+      <w:rPr>
+        <w:rFonts w:ascii="Wingdings" w:hAnsi="Wingdings" w:hint="default"/>
+        <w:sz w:val="20"/>
+      </w:rPr>
+    </w:lvl>
+    <w:lvl w:ilvl="8" w:tentative="1">
+      <w:start w:val="1"/>
+      <w:numFmt w:val="bullet"/>
+      <w:lvlText w:val=""/>
+      <w:lvlJc w:val="left"/>
+      <w:pPr>
+        <w:tabs>
+          <w:tab w:val="num" w:pos="6840"/>
+        </w:tabs>
+        <w:ind w:left="6840" w:hanging="360"/>
+      </w:pPr>
+      <w:rPr>
+        <w:rFonts w:ascii="Wingdings" w:hAnsi="Wingdings" w:hint="default"/>
+        <w:sz w:val="20"/>
+      </w:rPr>
+    </w:lvl>
+  </w:abstractNum>
   <w:num w:numId="1">
+    <w:abstractNumId w:val="1"/>
+  </w:num>
+  <w:num w:numId="2">
+    <w:abstractNumId w:val="10"/>
+  </w:num>
+  <w:num w:numId="3">
     <w:abstractNumId w:val="0"/>
+  </w:num>
+  <w:num w:numId="4">
+    <w:abstractNumId w:val="3"/>
+  </w:num>
+  <w:num w:numId="5">
+    <w:abstractNumId w:val="9"/>
+  </w:num>
+  <w:num w:numId="6">
+    <w:abstractNumId w:val="4"/>
+  </w:num>
+  <w:num w:numId="7">
+    <w:abstractNumId w:val="8"/>
+  </w:num>
+  <w:num w:numId="8">
+    <w:abstractNumId w:val="7"/>
+  </w:num>
+  <w:num w:numId="9">
+    <w:abstractNumId w:val="11"/>
+  </w:num>
+  <w:num w:numId="10">
+    <w:abstractNumId w:val="6"/>
+  </w:num>
+  <w:num w:numId="11">
+    <w:abstractNumId w:val="5"/>
+  </w:num>
+  <w:num w:numId="12">
+    <w:abstractNumId w:val="2"/>
   </w:num>
 </w:numbering>
 </file>
@@ -2584,6 +6054,67 @@
       <w:lang w:val="en"/>
     </w:rPr>
   </w:style>
+  <w:style w:type="paragraph" w:styleId="Heading1">
+    <w:name w:val="heading 1"/>
+    <w:basedOn w:val="Normal"/>
+    <w:link w:val="Heading1Char"/>
+    <w:uiPriority w:val="9"/>
+    <w:qFormat/>
+    <w:rsid w:val="00125D84"/>
+    <w:pPr>
+      <w:spacing w:before="100" w:beforeAutospacing="1" w:after="100" w:afterAutospacing="1" w:line="240" w:lineRule="auto"/>
+      <w:jc w:val="left"/>
+      <w:outlineLvl w:val="0"/>
+    </w:pPr>
+    <w:rPr>
+      <w:b/>
+      <w:bCs/>
+      <w:kern w:val="36"/>
+      <w:sz w:val="48"/>
+      <w:szCs w:val="48"/>
+      <w:lang w:val="en-US"/>
+    </w:rPr>
+  </w:style>
+  <w:style w:type="paragraph" w:styleId="Heading2">
+    <w:name w:val="heading 2"/>
+    <w:basedOn w:val="Normal"/>
+    <w:link w:val="Heading2Char"/>
+    <w:uiPriority w:val="9"/>
+    <w:qFormat/>
+    <w:rsid w:val="00125D84"/>
+    <w:pPr>
+      <w:spacing w:before="100" w:beforeAutospacing="1" w:after="100" w:afterAutospacing="1" w:line="240" w:lineRule="auto"/>
+      <w:jc w:val="left"/>
+      <w:outlineLvl w:val="1"/>
+    </w:pPr>
+    <w:rPr>
+      <w:b/>
+      <w:bCs/>
+      <w:sz w:val="36"/>
+      <w:szCs w:val="36"/>
+      <w:lang w:val="en-US"/>
+    </w:rPr>
+  </w:style>
+  <w:style w:type="paragraph" w:styleId="Heading3">
+    <w:name w:val="heading 3"/>
+    <w:basedOn w:val="Normal"/>
+    <w:link w:val="Heading3Char"/>
+    <w:uiPriority w:val="9"/>
+    <w:qFormat/>
+    <w:rsid w:val="00125D84"/>
+    <w:pPr>
+      <w:spacing w:before="100" w:beforeAutospacing="1" w:after="100" w:afterAutospacing="1" w:line="240" w:lineRule="auto"/>
+      <w:jc w:val="left"/>
+      <w:outlineLvl w:val="2"/>
+    </w:pPr>
+    <w:rPr>
+      <w:b/>
+      <w:bCs/>
+      <w:sz w:val="27"/>
+      <w:szCs w:val="27"/>
+      <w:lang w:val="en-US"/>
+    </w:rPr>
+  </w:style>
   <w:style w:type="character" w:default="1" w:styleId="DefaultParagraphFont">
     <w:name w:val="Default Paragraph Font"/>
     <w:uiPriority w:val="1"/>
@@ -2676,6 +6207,82 @@
       <w:szCs w:val="28"/>
       <w:lang w:val="en"/>
     </w:rPr>
+  </w:style>
+  <w:style w:type="character" w:customStyle="1" w:styleId="Heading1Char">
+    <w:name w:val="Heading 1 Char"/>
+    <w:basedOn w:val="DefaultParagraphFont"/>
+    <w:link w:val="Heading1"/>
+    <w:uiPriority w:val="9"/>
+    <w:rsid w:val="00125D84"/>
+    <w:rPr>
+      <w:rFonts w:ascii="Times New Roman" w:eastAsia="Times New Roman" w:hAnsi="Times New Roman" w:cs="Times New Roman"/>
+      <w:b/>
+      <w:bCs/>
+      <w:kern w:val="36"/>
+      <w:sz w:val="48"/>
+      <w:szCs w:val="48"/>
+    </w:rPr>
+  </w:style>
+  <w:style w:type="character" w:customStyle="1" w:styleId="Heading2Char">
+    <w:name w:val="Heading 2 Char"/>
+    <w:basedOn w:val="DefaultParagraphFont"/>
+    <w:link w:val="Heading2"/>
+    <w:uiPriority w:val="9"/>
+    <w:rsid w:val="00125D84"/>
+    <w:rPr>
+      <w:rFonts w:ascii="Times New Roman" w:eastAsia="Times New Roman" w:hAnsi="Times New Roman" w:cs="Times New Roman"/>
+      <w:b/>
+      <w:bCs/>
+      <w:sz w:val="36"/>
+      <w:szCs w:val="36"/>
+    </w:rPr>
+  </w:style>
+  <w:style w:type="character" w:customStyle="1" w:styleId="Heading3Char">
+    <w:name w:val="Heading 3 Char"/>
+    <w:basedOn w:val="DefaultParagraphFont"/>
+    <w:link w:val="Heading3"/>
+    <w:uiPriority w:val="9"/>
+    <w:rsid w:val="00125D84"/>
+    <w:rPr>
+      <w:rFonts w:ascii="Times New Roman" w:eastAsia="Times New Roman" w:hAnsi="Times New Roman" w:cs="Times New Roman"/>
+      <w:b/>
+      <w:bCs/>
+      <w:sz w:val="27"/>
+      <w:szCs w:val="27"/>
+    </w:rPr>
+  </w:style>
+  <w:style w:type="character" w:styleId="Strong">
+    <w:name w:val="Strong"/>
+    <w:basedOn w:val="DefaultParagraphFont"/>
+    <w:uiPriority w:val="22"/>
+    <w:qFormat/>
+    <w:rsid w:val="00125D84"/>
+    <w:rPr>
+      <w:b/>
+      <w:bCs/>
+    </w:rPr>
+  </w:style>
+  <w:style w:type="paragraph" w:styleId="NormalWeb">
+    <w:name w:val="Normal (Web)"/>
+    <w:basedOn w:val="Normal"/>
+    <w:uiPriority w:val="99"/>
+    <w:semiHidden/>
+    <w:unhideWhenUsed/>
+    <w:rsid w:val="00125D84"/>
+    <w:pPr>
+      <w:spacing w:before="100" w:beforeAutospacing="1" w:after="100" w:afterAutospacing="1" w:line="240" w:lineRule="auto"/>
+      <w:jc w:val="left"/>
+    </w:pPr>
+    <w:rPr>
+      <w:sz w:val="24"/>
+      <w:szCs w:val="24"/>
+      <w:lang w:val="en-US"/>
+    </w:rPr>
+  </w:style>
+  <w:style w:type="character" w:customStyle="1" w:styleId="whitespace-normal">
+    <w:name w:val="whitespace-normal"/>
+    <w:basedOn w:val="DefaultParagraphFont"/>
+    <w:rsid w:val="00125D84"/>
   </w:style>
 </w:styles>
 </file>
@@ -2946,7 +6553,7 @@
 </file>
 
 <file path=customXml/itemProps1.xml><?xml version="1.0" encoding="utf-8"?>
-<ds:datastoreItem xmlns:ds="http://schemas.openxmlformats.org/officeDocument/2006/customXml" ds:itemID="{2DC09591-4ECE-49C6-95AB-AD898E3DDA6A}">
+<ds:datastoreItem xmlns:ds="http://schemas.openxmlformats.org/officeDocument/2006/customXml" ds:itemID="{DBB7E69B-1F4E-428A-9417-63D01E13542A}">
   <ds:schemaRefs>
     <ds:schemaRef ds:uri="http://schemas.openxmlformats.org/officeDocument/2006/bibliography"/>
   </ds:schemaRefs>
